--- a/Arquitectura-CVKARINA.docx
+++ b/Arquitectura-CVKARINA.docx
@@ -1,6 +1,6 @@
 
 <file path=word/document.xml><?xml version="1.0" encoding="utf-8"?>
-<w:document xmlns:wpc="http://schemas.microsoft.com/office/word/2010/wordprocessingCanvas" xmlns:cx="http://schemas.microsoft.com/office/drawing/2014/chartex" xmlns:cx1="http://schemas.microsoft.com/office/drawing/2015/9/8/chartex" xmlns:cx2="http://schemas.microsoft.com/office/drawing/2015/10/21/chartex" xmlns:cx3="http://schemas.microsoft.com/office/drawing/2016/5/9/chartex" xmlns:cx4="http://schemas.microsoft.com/office/drawing/2016/5/10/chartex" xmlns:cx5="http://schemas.microsoft.com/office/drawing/2016/5/11/chartex" xmlns:cx6="http://schemas.microsoft.com/office/drawing/2016/5/12/chartex" xmlns:cx7="http://schemas.microsoft.com/office/drawing/2016/5/13/chartex" xmlns:cx8="http://schemas.microsoft.com/office/drawing/2016/5/14/chartex" xmlns:mc="http://schemas.openxmlformats.org/markup-compatibility/2006" xmlns:aink="http://schemas.microsoft.com/office/drawing/2016/ink" xmlns:am3d="http://schemas.microsoft.com/office/drawing/2017/model3d" xmlns:o="urn:schemas-microsoft-com:office:office" xmlns:oel="http://schemas.microsoft.com/office/2019/extlst" xmlns:r="http://schemas.openxmlformats.org/officeDocument/2006/relationships" xmlns:m="http://schemas.openxmlformats.org/officeDocument/2006/math" xmlns:v="urn:schemas-microsoft-com:vml" xmlns:wp14="http://schemas.microsoft.com/office/word/2010/wordprocessingDrawing" xmlns:wp="http://schemas.openxmlformats.org/drawingml/2006/wordprocessingDrawing" xmlns:w10="urn:schemas-microsoft-com:office:word" xmlns:w="http://schemas.openxmlformats.org/wordprocessingml/2006/main" xmlns:w14="http://schemas.microsoft.com/office/word/2010/wordml" xmlns:w15="http://schemas.microsoft.com/office/word/2012/wordml" xmlns:w16cei="http://schemas.microsoft.com/office/word/2026/wordml/cei" xmlns:w16cex="http://schemas.microsoft.com/office/word/2018/wordml/cex" xmlns:w16cid="http://schemas.microsoft.com/office/word/2016/wordml/cid" xmlns:w16="http://schemas.microsoft.com/office/word/2018/wordml" xmlns:w16du="http://schemas.microsoft.com/office/word/2023/wordml/word16du" xmlns:w16sdtdh="http://schemas.microsoft.com/office/word/2020/wordml/sdtdatahash" xmlns:w16sdtfl="http://schemas.microsoft.com/office/word/2024/wordml/sdtformatlock" xmlns:w16se="http://schemas.microsoft.com/office/word/2015/wordml/symex" xmlns:wpg="http://schemas.microsoft.com/office/word/2010/wordprocessingGroup" xmlns:wpi="http://schemas.microsoft.com/office/word/2010/wordprocessingInk" xmlns:wne="http://schemas.microsoft.com/office/word/2006/wordml" xmlns:wps="http://schemas.microsoft.com/office/word/2010/wordprocessingShape" mc:Ignorable="w14 w15 w16se w16cid w16 w16cex w16sdtdh w16sdtfl w16du wp14">
+<w:document xmlns:wpc="http://schemas.microsoft.com/office/word/2010/wordprocessingCanvas" xmlns:cx="http://schemas.microsoft.com/office/drawing/2014/chartex" xmlns:cx1="http://schemas.microsoft.com/office/drawing/2015/9/8/chartex" xmlns:cx2="http://schemas.microsoft.com/office/drawing/2015/10/21/chartex" xmlns:cx3="http://schemas.microsoft.com/office/drawing/2016/5/9/chartex" xmlns:cx4="http://schemas.microsoft.com/office/drawing/2016/5/10/chartex" xmlns:cx5="http://schemas.microsoft.com/office/drawing/2016/5/11/chartex" xmlns:cx6="http://schemas.microsoft.com/office/drawing/2016/5/12/chartex" xmlns:cx7="http://schemas.microsoft.com/office/drawing/2016/5/13/chartex" xmlns:cx8="http://schemas.microsoft.com/office/drawing/2016/5/14/chartex" xmlns:mc="http://schemas.openxmlformats.org/markup-compatibility/2006" xmlns:aink="http://schemas.microsoft.com/office/drawing/2016/ink" xmlns:am3d="http://schemas.microsoft.com/office/drawing/2017/model3d" xmlns:o="urn:schemas-microsoft-com:office:office" xmlns:oel="http://schemas.microsoft.com/office/2019/extlst" xmlns:r="http://schemas.openxmlformats.org/officeDocument/2006/relationships" xmlns:m="http://schemas.openxmlformats.org/officeDocument/2006/math" xmlns:v="urn:schemas-microsoft-com:vml" xmlns:wp14="http://schemas.microsoft.com/office/word/2010/wordprocessingDrawing" xmlns:wp="http://schemas.openxmlformats.org/drawingml/2006/wordprocessingDrawing" xmlns:w10="urn:schemas-microsoft-com:office:word" xmlns:w="http://schemas.openxmlformats.org/wordprocessingml/2006/main" xmlns:w14="http://schemas.microsoft.com/office/word/2010/wordml" xmlns:w15="http://schemas.microsoft.com/office/word/2012/wordml" xmlns:w16cex="http://schemas.microsoft.com/office/word/2018/wordml/cex" xmlns:w16cid="http://schemas.microsoft.com/office/word/2016/wordml/cid" xmlns:w16="http://schemas.microsoft.com/office/word/2018/wordml" xmlns:w16du="http://schemas.microsoft.com/office/word/2023/wordml/word16du" xmlns:w16sdtdh="http://schemas.microsoft.com/office/word/2020/wordml/sdtdatahash" xmlns:w16sdtfl="http://schemas.microsoft.com/office/word/2024/wordml/sdtformatlock" xmlns:w16se="http://schemas.microsoft.com/office/word/2015/wordml/symex" xmlns:wpg="http://schemas.microsoft.com/office/word/2010/wordprocessingGroup" xmlns:wpi="http://schemas.microsoft.com/office/word/2010/wordprocessingInk" xmlns:wne="http://schemas.microsoft.com/office/word/2006/wordml" xmlns:wps="http://schemas.microsoft.com/office/word/2010/wordprocessingShape" mc:Ignorable="w14 w15 w16se w16cid w16 w16cex w16sdtdh w16sdtfl w16du wp14">
   <w:body>
     <w:p>
       <w:pPr>
@@ -53,67 +53,7 @@
           <w:iCs/>
           <w:color w:val="5A5A5A"/>
         </w:rPr>
-        <w:t xml:space="preserve">Este documento es un ejemplo de cómo describir, en lenguaje natural, la arquitectura de información, el diseño y el contenido de una </w:t>
-      </w:r>
-      <w:proofErr w:type="spellStart"/>
-      <w:r>
-        <w:rPr>
-          <w:rFonts w:ascii="Calibri" w:eastAsia="Calibri" w:hAnsi="Calibri" w:cs="Calibri"/>
-          <w:i/>
-          <w:iCs/>
-          <w:color w:val="5A5A5A"/>
-        </w:rPr>
-        <w:t>landing</w:t>
-      </w:r>
-      <w:proofErr w:type="spellEnd"/>
-      <w:r>
-        <w:rPr>
-          <w:rFonts w:ascii="Calibri" w:eastAsia="Calibri" w:hAnsi="Calibri" w:cs="Calibri"/>
-          <w:i/>
-          <w:iCs/>
-          <w:color w:val="5A5A5A"/>
-        </w:rPr>
-        <w:t xml:space="preserve"> de CV. Es la segunda pieza del proyecto: a partir de una descripción como esta, </w:t>
-      </w:r>
-      <w:proofErr w:type="spellStart"/>
-      <w:r>
-        <w:rPr>
-          <w:rFonts w:ascii="Calibri" w:eastAsia="Calibri" w:hAnsi="Calibri" w:cs="Calibri"/>
-          <w:i/>
-          <w:iCs/>
-          <w:color w:val="5A5A5A"/>
-        </w:rPr>
-        <w:t>Antigravity</w:t>
-      </w:r>
-      <w:proofErr w:type="spellEnd"/>
-      <w:r>
-        <w:rPr>
-          <w:rFonts w:ascii="Calibri" w:eastAsia="Calibri" w:hAnsi="Calibri" w:cs="Calibri"/>
-          <w:i/>
-          <w:iCs/>
-          <w:color w:val="5A5A5A"/>
-        </w:rPr>
-        <w:t xml:space="preserve"> genera el archivo CV.md y construye la </w:t>
-      </w:r>
-      <w:proofErr w:type="spellStart"/>
-      <w:r>
-        <w:rPr>
-          <w:rFonts w:ascii="Calibri" w:eastAsia="Calibri" w:hAnsi="Calibri" w:cs="Calibri"/>
-          <w:i/>
-          <w:iCs/>
-          <w:color w:val="5A5A5A"/>
-        </w:rPr>
-        <w:t>landing</w:t>
-      </w:r>
-      <w:proofErr w:type="spellEnd"/>
-      <w:r>
-        <w:rPr>
-          <w:rFonts w:ascii="Calibri" w:eastAsia="Calibri" w:hAnsi="Calibri" w:cs="Calibri"/>
-          <w:i/>
-          <w:iCs/>
-          <w:color w:val="5A5A5A"/>
-        </w:rPr>
-        <w:t xml:space="preserve"> aplicando mi sistema de diseño (el DESIGN.md). Aquí describo qué secciones lleva la página, en qué orden, con qué contenido y con qué enlaces; tú describe tu propio CV con este nivel de detalle.</w:t>
+        <w:t>Este documento es un ejemplo de cómo describir, en lenguaje natural, la arquitectura de información, el diseño y el contenido de una landing de CV. Es la segunda pieza del proyecto: a partir de una descripción como esta, Antigravity genera el archivo CV.md y construye la landing aplicando mi sistema de diseño (el DESIGN.md). Aquí describo qué secciones lleva la página, en qué orden, con qué contenido y con qué enlaces; tú describe tu propio CV con este nivel de detalle.</w:t>
       </w:r>
     </w:p>
     <w:p>
@@ -127,44 +67,272 @@
           <w:b/>
           <w:bCs/>
           <w:color w:val="202225"/>
-          <w:lang w:val="en-US"/>
-        </w:rPr>
-        <w:t xml:space="preserve">1 · </w:t>
-      </w:r>
-      <w:proofErr w:type="spellStart"/>
+        </w:rPr>
+        <w:t>1 · Estructura general y navegación</w:t>
+      </w:r>
+    </w:p>
+    <w:p>
+      <w:pPr>
+        <w:spacing w:after="140"/>
+        <w:rPr>
+          <w:rFonts w:ascii="Calibri" w:eastAsia="Calibri" w:hAnsi="Calibri" w:cs="Calibri"/>
+          <w:color w:val="202225"/>
+          <w:sz w:val="22"/>
+          <w:szCs w:val="22"/>
+        </w:rPr>
+      </w:pPr>
+      <w:r>
+        <w:rPr>
+          <w:rFonts w:ascii="Calibri" w:eastAsia="Calibri" w:hAnsi="Calibri" w:cs="Calibri"/>
+          <w:color w:val="202225"/>
+          <w:sz w:val="22"/>
+          <w:szCs w:val="22"/>
+        </w:rPr>
+        <w:t>Mi CV es una landing de una sola página (one-page). Arriba lleva un menú fijo con mi logo (</w:t>
+      </w:r>
+      <w:r>
+        <w:rPr>
+          <w:rFonts w:ascii="Calibri" w:eastAsia="Calibri" w:hAnsi="Calibri" w:cs="Calibri"/>
+          <w:color w:val="202225"/>
+          <w:sz w:val="22"/>
+          <w:szCs w:val="22"/>
+        </w:rPr>
+        <w:t xml:space="preserve">una </w:t>
+      </w:r>
+      <w:r>
+        <w:rPr>
+          <w:rFonts w:ascii="Calibri" w:eastAsia="Calibri" w:hAnsi="Calibri" w:cs="Calibri"/>
+          <w:color w:val="202225"/>
+          <w:sz w:val="22"/>
+          <w:szCs w:val="22"/>
+        </w:rPr>
+        <w:t xml:space="preserve">insignia </w:t>
+      </w:r>
+      <w:r>
+        <w:rPr>
+          <w:rFonts w:ascii="Calibri" w:eastAsia="Calibri" w:hAnsi="Calibri" w:cs="Calibri"/>
+          <w:color w:val="202225"/>
+          <w:sz w:val="22"/>
+          <w:szCs w:val="22"/>
+        </w:rPr>
+        <w:t xml:space="preserve">con mis iniciales </w:t>
+      </w:r>
+      <w:r>
+        <w:rPr>
+          <w:rFonts w:ascii="Calibri" w:eastAsia="Calibri" w:hAnsi="Calibri" w:cs="Calibri"/>
+          <w:color w:val="202225"/>
+          <w:sz w:val="22"/>
+          <w:szCs w:val="22"/>
+        </w:rPr>
+        <w:t xml:space="preserve">“KGR”) y enlaces a cada sección: Hey, Formación, Trabajos, Habilidades, Extras y Contacto. A la derecha del menú hay un botón de llamada a la acción </w:t>
+      </w:r>
+      <w:r>
+        <w:rPr>
+          <w:rFonts w:ascii="Calibri" w:eastAsia="Calibri" w:hAnsi="Calibri" w:cs="Calibri"/>
+          <w:color w:val="202225"/>
+          <w:sz w:val="22"/>
+          <w:szCs w:val="22"/>
+        </w:rPr>
+        <w:t>“e</w:t>
+      </w:r>
+      <w:r>
+        <w:rPr>
+          <w:rFonts w:ascii="Calibri" w:eastAsia="Calibri" w:hAnsi="Calibri" w:cs="Calibri"/>
+          <w:color w:val="202225"/>
+          <w:sz w:val="22"/>
+          <w:szCs w:val="22"/>
+        </w:rPr>
+        <w:t>xplorar</w:t>
+      </w:r>
+      <w:r>
+        <w:rPr>
+          <w:rFonts w:ascii="Calibri" w:eastAsia="Calibri" w:hAnsi="Calibri" w:cs="Calibri"/>
+          <w:color w:val="202225"/>
+          <w:sz w:val="22"/>
+          <w:szCs w:val="22"/>
+        </w:rPr>
+        <w:t xml:space="preserve">” </w:t>
+      </w:r>
+      <w:r>
+        <w:rPr>
+          <w:rFonts w:ascii="Calibri" w:eastAsia="Calibri" w:hAnsi="Calibri" w:cs="Calibri"/>
+          <w:color w:val="202225"/>
+          <w:sz w:val="22"/>
+          <w:szCs w:val="22"/>
+        </w:rPr>
+        <w:t xml:space="preserve">que lleva a </w:t>
+      </w:r>
+      <w:r>
+        <w:rPr>
+          <w:rFonts w:ascii="Calibri" w:eastAsia="Calibri" w:hAnsi="Calibri" w:cs="Calibri"/>
+          <w:color w:val="202225"/>
+          <w:sz w:val="22"/>
+          <w:szCs w:val="22"/>
+        </w:rPr>
+        <w:t>c</w:t>
+      </w:r>
+      <w:r>
+        <w:rPr>
+          <w:rFonts w:ascii="Calibri" w:eastAsia="Calibri" w:hAnsi="Calibri" w:cs="Calibri"/>
+          <w:color w:val="202225"/>
+          <w:sz w:val="22"/>
+          <w:szCs w:val="22"/>
+        </w:rPr>
+        <w:t>ontacto. En tableta y móvil, los enlaces se colapsan en un botón hamburguesa que despliega las secciones.</w:t>
+      </w:r>
+    </w:p>
+    <w:p>
+      <w:pPr>
+        <w:spacing w:after="140"/>
+      </w:pPr>
+      <w:r>
+        <w:rPr>
+          <w:rFonts w:ascii="Calibri" w:eastAsia="Calibri" w:hAnsi="Calibri" w:cs="Calibri"/>
+          <w:color w:val="202225"/>
+          <w:sz w:val="22"/>
+          <w:szCs w:val="22"/>
+        </w:rPr>
+        <w:t>El orden va</w:t>
+      </w:r>
+      <w:r>
+        <w:rPr>
+          <w:rFonts w:ascii="Calibri" w:eastAsia="Calibri" w:hAnsi="Calibri" w:cs="Calibri"/>
+          <w:color w:val="202225"/>
+          <w:sz w:val="22"/>
+          <w:szCs w:val="22"/>
+        </w:rPr>
+        <w:t xml:space="preserve"> de esta forma: </w:t>
+      </w:r>
+      <w:r>
+        <w:rPr>
+          <w:rFonts w:ascii="Calibri" w:eastAsia="Calibri" w:hAnsi="Calibri" w:cs="Calibri"/>
+          <w:color w:val="202225"/>
+          <w:sz w:val="22"/>
+          <w:szCs w:val="22"/>
+        </w:rPr>
+        <w:t xml:space="preserve">primero quién </w:t>
+      </w:r>
+      <w:proofErr w:type="gramStart"/>
+      <w:r>
+        <w:rPr>
+          <w:rFonts w:ascii="Calibri" w:eastAsia="Calibri" w:hAnsi="Calibri" w:cs="Calibri"/>
+          <w:color w:val="202225"/>
+          <w:sz w:val="22"/>
+          <w:szCs w:val="22"/>
+        </w:rPr>
+        <w:t>soy ,</w:t>
+      </w:r>
+      <w:proofErr w:type="gramEnd"/>
+      <w:r>
+        <w:rPr>
+          <w:rFonts w:ascii="Calibri" w:eastAsia="Calibri" w:hAnsi="Calibri" w:cs="Calibri"/>
+          <w:color w:val="202225"/>
+          <w:sz w:val="22"/>
+          <w:szCs w:val="22"/>
+        </w:rPr>
+        <w:t xml:space="preserve"> luego mi formación, después mis trabajos, mis habilidades, una galería de extras y, al final, cómo contactarme. </w:t>
+      </w:r>
+    </w:p>
+    <w:p>
+      <w:pPr>
+        <w:pStyle w:val="Ttulo1"/>
+        <w:spacing w:before="340" w:after="120"/>
+      </w:pPr>
       <w:r>
         <w:rPr>
           <w:rFonts w:ascii="Calibri" w:eastAsia="Calibri" w:hAnsi="Calibri" w:cs="Calibri"/>
           <w:b/>
           <w:bCs/>
           <w:color w:val="202225"/>
-          <w:lang w:val="en-US"/>
-        </w:rPr>
-        <w:t>Estructura</w:t>
-      </w:r>
-      <w:proofErr w:type="spellEnd"/>
+        </w:rPr>
+        <w:t>2 · Inicio (hero)</w:t>
+      </w:r>
+    </w:p>
+    <w:p>
+      <w:pPr>
+        <w:spacing w:after="140"/>
+      </w:pPr>
+      <w:r>
+        <w:rPr>
+          <w:rFonts w:ascii="Calibri" w:eastAsia="Calibri" w:hAnsi="Calibri" w:cs="Calibri"/>
+          <w:color w:val="202225"/>
+          <w:sz w:val="22"/>
+          <w:szCs w:val="22"/>
+        </w:rPr>
+        <w:t>La primera pantalla es un hero de dos columnas: a la izquierda el texto y a la derecha mi foto (recortada, sobre fondo con textura). El texto lleva una línea de saludo (“Hola, soy tu diseñadora creativa.”), mi nombre grande “Karina Gutiérrez”, mi rol “Diseñadora Gráfica y Digital — Enfocada en UX-UI” y una frase de valor: me interesa crear experiencias visuales que conecten con las personas; soy estudiante de Diseño Gráfico y estoy profundizando en el área de UX-UI. Detrás del texto hay una animación de trazos de crayola (fiusha, azul, tinta) que se dibujan al cargar la página.</w:t>
+      </w:r>
+    </w:p>
+    <w:p>
+      <w:pPr>
+        <w:spacing w:after="140"/>
+      </w:pPr>
+      <w:r>
+        <w:rPr>
+          <w:rFonts w:ascii="Calibri" w:eastAsia="Calibri" w:hAnsi="Calibri" w:cs="Calibri"/>
+          <w:color w:val="202225"/>
+          <w:sz w:val="22"/>
+          <w:szCs w:val="22"/>
+        </w:rPr>
+        <w:t>Debajo van dos botones —uno primario “Contáctame” que lleva a la sección de Contacto, y uno secundario “Mis trabajos” que lleva a la sección de Extras— y, debajo, dos íconos de redes (LinkedIn e Instagram) con enlace directo, independientes de los de la sección de Contacto. En móvil, la foto se coloca arriba y el texto debajo.</w:t>
+      </w:r>
+    </w:p>
+    <w:p>
+      <w:pPr>
+        <w:pStyle w:val="Ttulo1"/>
+        <w:spacing w:before="340" w:after="120"/>
+      </w:pPr>
       <w:r>
         <w:rPr>
           <w:rFonts w:ascii="Calibri" w:eastAsia="Calibri" w:hAnsi="Calibri" w:cs="Calibri"/>
           <w:b/>
           <w:bCs/>
           <w:color w:val="202225"/>
-          <w:lang w:val="en-US"/>
-        </w:rPr>
-        <w:t xml:space="preserve"> general y </w:t>
-      </w:r>
-      <w:proofErr w:type="spellStart"/>
+        </w:rPr>
+        <w:t>3 · Sobre mí (Hey)</w:t>
+      </w:r>
+    </w:p>
+    <w:p>
+      <w:pPr>
+        <w:spacing w:after="140"/>
+      </w:pPr>
+      <w:r>
+        <w:rPr>
+          <w:rFonts w:ascii="Calibri" w:eastAsia="Calibri" w:hAnsi="Calibri" w:cs="Calibri"/>
+          <w:color w:val="202225"/>
+          <w:sz w:val="22"/>
+          <w:szCs w:val="22"/>
+        </w:rPr>
+        <w:t>Una sección de presentación, en tres párrafos cortos: soy Karina Gutiérrez, pero el mundo me conoce como Koko. Nací en la CDMX y aquí planeo quedarme. Soy una estudiante de Diseño Gráfico y Digital. Hago ilustración, disfruto del diseño editorial y estoy profundizando en el área de UX-UI.</w:t>
+      </w:r>
+    </w:p>
+    <w:p>
+      <w:pPr>
+        <w:spacing w:after="140"/>
+      </w:pPr>
+      <w:r>
+        <w:rPr>
+          <w:rFonts w:ascii="Calibri" w:eastAsia="Calibri" w:hAnsi="Calibri" w:cs="Calibri"/>
+          <w:color w:val="202225"/>
+          <w:sz w:val="22"/>
+          <w:szCs w:val="22"/>
+        </w:rPr>
+        <w:t>Mi desempeño se muestra en la creatividad e ideas que surgen. Disfruto mucho de los medios audiovisuales y siempre aspiro a conocer más. Junto al texto va mi foto, con borde y sombra del sistema de diseño, sobre un fondo con textura.</w:t>
+      </w:r>
+    </w:p>
+    <w:p>
+      <w:pPr>
+        <w:pStyle w:val="Ttulo1"/>
+        <w:spacing w:before="340" w:after="120"/>
+      </w:pPr>
       <w:r>
         <w:rPr>
           <w:rFonts w:ascii="Calibri" w:eastAsia="Calibri" w:hAnsi="Calibri" w:cs="Calibri"/>
           <w:b/>
           <w:bCs/>
           <w:color w:val="202225"/>
-          <w:lang w:val="en-US"/>
-        </w:rPr>
-        <w:t>navegación</w:t>
-      </w:r>
-      <w:proofErr w:type="spellEnd"/>
+        </w:rPr>
+        <w:t>4 · Formación</w:t>
+      </w:r>
     </w:p>
     <w:p>
       <w:pPr>
@@ -183,638 +351,8 @@
           <w:sz w:val="22"/>
           <w:szCs w:val="22"/>
         </w:rPr>
-        <w:t xml:space="preserve">Mi CV es una </w:t>
-      </w:r>
-      <w:proofErr w:type="spellStart"/>
-      <w:r>
-        <w:rPr>
-          <w:rFonts w:ascii="Calibri" w:eastAsia="Calibri" w:hAnsi="Calibri" w:cs="Calibri"/>
-          <w:color w:val="202225"/>
-          <w:sz w:val="22"/>
-          <w:szCs w:val="22"/>
-        </w:rPr>
-        <w:t>landing</w:t>
-      </w:r>
-      <w:proofErr w:type="spellEnd"/>
-      <w:r>
-        <w:rPr>
-          <w:rFonts w:ascii="Calibri" w:eastAsia="Calibri" w:hAnsi="Calibri" w:cs="Calibri"/>
-          <w:color w:val="202225"/>
-          <w:sz w:val="22"/>
-          <w:szCs w:val="22"/>
-        </w:rPr>
-        <w:t xml:space="preserve"> de una sola página (one-page). Arriba lleva un menú fijo con mi logo y el nombre “</w:t>
-      </w:r>
-      <w:r>
-        <w:rPr>
-          <w:rFonts w:ascii="Calibri" w:eastAsia="Calibri" w:hAnsi="Calibri" w:cs="Calibri"/>
-          <w:color w:val="202225"/>
-          <w:sz w:val="22"/>
-          <w:szCs w:val="22"/>
-        </w:rPr>
-        <w:t>K</w:t>
-      </w:r>
-      <w:r>
-        <w:rPr>
-          <w:rFonts w:ascii="Calibri" w:eastAsia="Calibri" w:hAnsi="Calibri" w:cs="Calibri"/>
-          <w:color w:val="202225"/>
-          <w:sz w:val="22"/>
-          <w:szCs w:val="22"/>
-        </w:rPr>
-        <w:t>oko</w:t>
-      </w:r>
-      <w:r>
-        <w:rPr>
-          <w:rFonts w:ascii="Calibri" w:eastAsia="Calibri" w:hAnsi="Calibri" w:cs="Calibri"/>
-          <w:color w:val="202225"/>
-          <w:sz w:val="22"/>
-          <w:szCs w:val="22"/>
-        </w:rPr>
-        <w:t>”, enlaces a cada sección —</w:t>
-      </w:r>
-      <w:r>
-        <w:rPr>
-          <w:rFonts w:ascii="Calibri" w:eastAsia="Calibri" w:hAnsi="Calibri" w:cs="Calibri"/>
-          <w:color w:val="202225"/>
-          <w:sz w:val="22"/>
-          <w:szCs w:val="22"/>
-        </w:rPr>
-        <w:t xml:space="preserve"> Hey. Hay una descripción -estas en el portafolio de una diseñadora emergente mexicana. Me interesa el área </w:t>
-      </w:r>
-      <w:proofErr w:type="spellStart"/>
-      <w:r>
-        <w:rPr>
-          <w:rFonts w:ascii="Calibri" w:eastAsia="Calibri" w:hAnsi="Calibri" w:cs="Calibri"/>
-          <w:color w:val="202225"/>
-          <w:sz w:val="22"/>
-          <w:szCs w:val="22"/>
-        </w:rPr>
-        <w:t>Ux-Ui</w:t>
-      </w:r>
-      <w:proofErr w:type="spellEnd"/>
-      <w:r>
-        <w:rPr>
-          <w:rFonts w:ascii="Calibri" w:eastAsia="Calibri" w:hAnsi="Calibri" w:cs="Calibri"/>
-          <w:color w:val="202225"/>
-          <w:sz w:val="22"/>
-          <w:szCs w:val="22"/>
-        </w:rPr>
-        <w:t xml:space="preserve"> ¡este es mi </w:t>
-      </w:r>
-      <w:proofErr w:type="gramStart"/>
-      <w:r>
-        <w:rPr>
-          <w:rFonts w:ascii="Calibri" w:eastAsia="Calibri" w:hAnsi="Calibri" w:cs="Calibri"/>
-          <w:color w:val="202225"/>
-          <w:sz w:val="22"/>
-          <w:szCs w:val="22"/>
-        </w:rPr>
-        <w:t>trabajo!</w:t>
-      </w:r>
-      <w:r>
-        <w:rPr>
-          <w:rFonts w:ascii="Calibri" w:eastAsia="Calibri" w:hAnsi="Calibri" w:cs="Calibri"/>
-          <w:color w:val="202225"/>
-          <w:sz w:val="22"/>
-          <w:szCs w:val="22"/>
-        </w:rPr>
-        <w:t>—</w:t>
-      </w:r>
-      <w:proofErr w:type="gramEnd"/>
-      <w:r>
-        <w:rPr>
-          <w:rFonts w:ascii="Calibri" w:eastAsia="Calibri" w:hAnsi="Calibri" w:cs="Calibri"/>
-          <w:color w:val="202225"/>
-          <w:sz w:val="22"/>
-          <w:szCs w:val="22"/>
-        </w:rPr>
-        <w:t xml:space="preserve"> </w:t>
-      </w:r>
-      <w:r>
-        <w:rPr>
-          <w:rFonts w:ascii="Calibri" w:eastAsia="Calibri" w:hAnsi="Calibri" w:cs="Calibri"/>
-          <w:color w:val="202225"/>
-          <w:sz w:val="22"/>
-          <w:szCs w:val="22"/>
-        </w:rPr>
-        <w:t>y</w:t>
-      </w:r>
-      <w:r>
-        <w:rPr>
-          <w:rFonts w:ascii="Calibri" w:eastAsia="Calibri" w:hAnsi="Calibri" w:cs="Calibri"/>
-          <w:color w:val="202225"/>
-          <w:sz w:val="22"/>
-          <w:szCs w:val="22"/>
-        </w:rPr>
-        <w:t xml:space="preserve"> cada que le de </w:t>
-      </w:r>
-      <w:proofErr w:type="spellStart"/>
-      <w:proofErr w:type="gramStart"/>
-      <w:r>
-        <w:rPr>
-          <w:rFonts w:ascii="Calibri" w:eastAsia="Calibri" w:hAnsi="Calibri" w:cs="Calibri"/>
-          <w:color w:val="202225"/>
-          <w:sz w:val="22"/>
-          <w:szCs w:val="22"/>
-        </w:rPr>
-        <w:t>click</w:t>
-      </w:r>
-      <w:proofErr w:type="spellEnd"/>
-      <w:proofErr w:type="gramEnd"/>
-      <w:r>
-        <w:rPr>
-          <w:rFonts w:ascii="Calibri" w:eastAsia="Calibri" w:hAnsi="Calibri" w:cs="Calibri"/>
-          <w:color w:val="202225"/>
-          <w:sz w:val="22"/>
-          <w:szCs w:val="22"/>
-        </w:rPr>
-        <w:t xml:space="preserve"> </w:t>
-      </w:r>
-      <w:proofErr w:type="spellStart"/>
-      <w:r>
-        <w:rPr>
-          <w:rFonts w:ascii="Calibri" w:eastAsia="Calibri" w:hAnsi="Calibri" w:cs="Calibri"/>
-          <w:color w:val="202225"/>
-          <w:sz w:val="22"/>
-          <w:szCs w:val="22"/>
-        </w:rPr>
-        <w:t>al</w:t>
-      </w:r>
-      <w:proofErr w:type="spellEnd"/>
-      <w:r>
-        <w:rPr>
-          <w:rFonts w:ascii="Calibri" w:eastAsia="Calibri" w:hAnsi="Calibri" w:cs="Calibri"/>
-          <w:color w:val="202225"/>
-          <w:sz w:val="22"/>
-          <w:szCs w:val="22"/>
-        </w:rPr>
-        <w:t xml:space="preserve"> un botón puede aparecer una animación</w:t>
-      </w:r>
-      <w:r>
-        <w:rPr>
-          <w:rFonts w:ascii="Calibri" w:eastAsia="Calibri" w:hAnsi="Calibri" w:cs="Calibri"/>
-          <w:color w:val="202225"/>
-          <w:sz w:val="22"/>
-          <w:szCs w:val="22"/>
-        </w:rPr>
-        <w:t>. En tableta y móvil, el menú se convierte en un botón hamburguesa que despliega las secciones.</w:t>
-      </w:r>
-    </w:p>
-    <w:p>
-      <w:pPr>
-        <w:spacing w:after="140"/>
-      </w:pPr>
-      <w:r>
-        <w:rPr>
-          <w:rFonts w:ascii="Calibri" w:eastAsia="Calibri" w:hAnsi="Calibri" w:cs="Calibri"/>
-          <w:color w:val="202225"/>
-          <w:sz w:val="22"/>
-          <w:szCs w:val="22"/>
-        </w:rPr>
-        <w:t>El orden va de lo más relevante para un reclutador a lo complementario: primero quién soy, luego mi formación y mi experiencia, después mis habilidades, mis cursos y, al final, cómo contactarme. Todo debe ser responsivo y aplicar mi sistema de diseño.</w:t>
-      </w:r>
-    </w:p>
-    <w:p>
-      <w:pPr>
-        <w:pStyle w:val="Ttulo1"/>
-        <w:spacing w:before="340" w:after="120"/>
-      </w:pPr>
-      <w:r>
-        <w:rPr>
-          <w:rFonts w:ascii="Calibri" w:eastAsia="Calibri" w:hAnsi="Calibri" w:cs="Calibri"/>
-          <w:b/>
-          <w:bCs/>
-          <w:color w:val="202225"/>
-        </w:rPr>
-        <w:t>2 · Inicio (</w:t>
-      </w:r>
-      <w:proofErr w:type="spellStart"/>
-      <w:r>
-        <w:rPr>
-          <w:rFonts w:ascii="Calibri" w:eastAsia="Calibri" w:hAnsi="Calibri" w:cs="Calibri"/>
-          <w:b/>
-          <w:bCs/>
-          <w:color w:val="202225"/>
-        </w:rPr>
-        <w:t>hero</w:t>
-      </w:r>
-      <w:proofErr w:type="spellEnd"/>
-      <w:r>
-        <w:rPr>
-          <w:rFonts w:ascii="Calibri" w:eastAsia="Calibri" w:hAnsi="Calibri" w:cs="Calibri"/>
-          <w:b/>
-          <w:bCs/>
-          <w:color w:val="202225"/>
-        </w:rPr>
-        <w:t>)</w:t>
-      </w:r>
-    </w:p>
-    <w:p>
-      <w:pPr>
-        <w:spacing w:after="140"/>
-      </w:pPr>
-      <w:r>
-        <w:rPr>
-          <w:rFonts w:ascii="Calibri" w:eastAsia="Calibri" w:hAnsi="Calibri" w:cs="Calibri"/>
-          <w:color w:val="202225"/>
-          <w:sz w:val="22"/>
-          <w:szCs w:val="22"/>
-        </w:rPr>
-        <w:t xml:space="preserve">La primera pantalla es un </w:t>
-      </w:r>
-      <w:proofErr w:type="spellStart"/>
-      <w:r>
-        <w:rPr>
-          <w:rFonts w:ascii="Calibri" w:eastAsia="Calibri" w:hAnsi="Calibri" w:cs="Calibri"/>
-          <w:color w:val="202225"/>
-          <w:sz w:val="22"/>
-          <w:szCs w:val="22"/>
-        </w:rPr>
-        <w:t>hero</w:t>
-      </w:r>
-      <w:proofErr w:type="spellEnd"/>
-      <w:r>
-        <w:rPr>
-          <w:rFonts w:ascii="Calibri" w:eastAsia="Calibri" w:hAnsi="Calibri" w:cs="Calibri"/>
-          <w:color w:val="202225"/>
-          <w:sz w:val="22"/>
-          <w:szCs w:val="22"/>
-        </w:rPr>
-        <w:t xml:space="preserve"> de dos columnas: a la izquierda el texto y a la derecha mi foto recortada en círculo. El texto lleva una línea de saludo (“Hola, soy tu amigo y docente digital…”), mi nombre grande “Jonathan MirCha”, mi rol “UX &amp; Software Engineer · Profesor &amp; </w:t>
-      </w:r>
-      <w:proofErr w:type="spellStart"/>
-      <w:r>
-        <w:rPr>
-          <w:rFonts w:ascii="Calibri" w:eastAsia="Calibri" w:hAnsi="Calibri" w:cs="Calibri"/>
-          <w:color w:val="202225"/>
-          <w:sz w:val="22"/>
-          <w:szCs w:val="22"/>
-        </w:rPr>
-        <w:t>Edutuber</w:t>
-      </w:r>
-      <w:proofErr w:type="spellEnd"/>
-      <w:r>
-        <w:rPr>
-          <w:rFonts w:ascii="Calibri" w:eastAsia="Calibri" w:hAnsi="Calibri" w:cs="Calibri"/>
-          <w:color w:val="202225"/>
-          <w:sz w:val="22"/>
-          <w:szCs w:val="22"/>
-        </w:rPr>
-        <w:t xml:space="preserve">” y una frase de valor: enseño a programar y creo en código minimalista y resistente, que funciona por años sin depender de </w:t>
-      </w:r>
-      <w:proofErr w:type="spellStart"/>
-      <w:r>
-        <w:rPr>
-          <w:rFonts w:ascii="Calibri" w:eastAsia="Calibri" w:hAnsi="Calibri" w:cs="Calibri"/>
-          <w:color w:val="202225"/>
-          <w:sz w:val="22"/>
-          <w:szCs w:val="22"/>
-        </w:rPr>
-        <w:t>frameworks</w:t>
-      </w:r>
-      <w:proofErr w:type="spellEnd"/>
-      <w:r>
-        <w:rPr>
-          <w:rFonts w:ascii="Calibri" w:eastAsia="Calibri" w:hAnsi="Calibri" w:cs="Calibri"/>
-          <w:color w:val="202225"/>
-          <w:sz w:val="22"/>
-          <w:szCs w:val="22"/>
-        </w:rPr>
-        <w:t xml:space="preserve"> que caducan; soy desarrollador independiente y profesor universitario.</w:t>
-      </w:r>
-    </w:p>
-    <w:p>
-      <w:pPr>
-        <w:spacing w:after="140"/>
-      </w:pPr>
-      <w:r>
-        <w:rPr>
-          <w:rFonts w:ascii="Calibri" w:eastAsia="Calibri" w:hAnsi="Calibri" w:cs="Calibri"/>
-          <w:color w:val="202225"/>
-          <w:sz w:val="22"/>
-          <w:szCs w:val="22"/>
-        </w:rPr>
-        <w:t>Debajo van dos botones —uno primario “Contáctame” y uno secundario “Mis cursos” que lleva a mi canal de YouTube (</w:t>
-      </w:r>
-      <w:hyperlink r:id="rId8">
-        <w:r>
-          <w:rPr>
-            <w:rFonts w:ascii="Calibri" w:eastAsia="Calibri" w:hAnsi="Calibri" w:cs="Calibri"/>
-            <w:color w:val="0563C1"/>
-            <w:u w:val="single"/>
-          </w:rPr>
-          <w:t>https://www.youtube.com/jonmircha</w:t>
-        </w:r>
-      </w:hyperlink>
-      <w:r>
-        <w:rPr>
-          <w:rFonts w:ascii="Calibri" w:eastAsia="Calibri" w:hAnsi="Calibri" w:cs="Calibri"/>
-          <w:color w:val="202225"/>
-          <w:sz w:val="22"/>
-          <w:szCs w:val="22"/>
-        </w:rPr>
-        <w:t>)— y una fila con mis íconos de redes (los enlaces completos están en la sección de Contacto). En móvil, la foto se coloca arriba y el texto debajo.</w:t>
-      </w:r>
-    </w:p>
-    <w:p>
-      <w:pPr>
-        <w:pStyle w:val="Ttulo1"/>
-        <w:spacing w:before="340" w:after="120"/>
-      </w:pPr>
-      <w:r>
-        <w:rPr>
-          <w:rFonts w:ascii="Calibri" w:eastAsia="Calibri" w:hAnsi="Calibri" w:cs="Calibri"/>
-          <w:b/>
-          <w:bCs/>
-          <w:color w:val="202225"/>
-        </w:rPr>
-        <w:t>3 · Sobre mí (</w:t>
-      </w:r>
-      <w:r>
-        <w:rPr>
-          <w:rFonts w:ascii="Calibri" w:eastAsia="Calibri" w:hAnsi="Calibri" w:cs="Calibri"/>
-          <w:b/>
-          <w:bCs/>
-          <w:color w:val="202225"/>
-        </w:rPr>
-        <w:t>Hey</w:t>
-      </w:r>
-      <w:r>
-        <w:rPr>
-          <w:rFonts w:ascii="Calibri" w:eastAsia="Calibri" w:hAnsi="Calibri" w:cs="Calibri"/>
-          <w:b/>
-          <w:bCs/>
-          <w:color w:val="202225"/>
-        </w:rPr>
-        <w:t>)</w:t>
-      </w:r>
-    </w:p>
-    <w:p>
-      <w:pPr>
-        <w:spacing w:after="140"/>
-      </w:pPr>
-      <w:r>
-        <w:rPr>
-          <w:rFonts w:ascii="Calibri" w:eastAsia="Calibri" w:hAnsi="Calibri" w:cs="Calibri"/>
-          <w:color w:val="202225"/>
-          <w:sz w:val="22"/>
-          <w:szCs w:val="22"/>
-        </w:rPr>
-        <w:t xml:space="preserve">Una sección de presentación: soy </w:t>
-      </w:r>
-      <w:r>
-        <w:rPr>
-          <w:rFonts w:ascii="Calibri" w:eastAsia="Calibri" w:hAnsi="Calibri" w:cs="Calibri"/>
-          <w:color w:val="202225"/>
-          <w:sz w:val="22"/>
-          <w:szCs w:val="22"/>
-        </w:rPr>
-        <w:t>Karina Gutiérrez</w:t>
-      </w:r>
-      <w:r>
-        <w:rPr>
-          <w:rFonts w:ascii="Calibri" w:eastAsia="Calibri" w:hAnsi="Calibri" w:cs="Calibri"/>
-          <w:color w:val="202225"/>
-          <w:sz w:val="22"/>
-          <w:szCs w:val="22"/>
-        </w:rPr>
-        <w:t xml:space="preserve">, </w:t>
-      </w:r>
-      <w:r>
-        <w:rPr>
-          <w:rFonts w:ascii="Calibri" w:eastAsia="Calibri" w:hAnsi="Calibri" w:cs="Calibri"/>
-          <w:color w:val="202225"/>
-          <w:sz w:val="22"/>
-          <w:szCs w:val="22"/>
-        </w:rPr>
-        <w:t>pero el mundo me conoce como Koko. N</w:t>
-      </w:r>
-      <w:r>
-        <w:rPr>
-          <w:rFonts w:ascii="Calibri" w:eastAsia="Calibri" w:hAnsi="Calibri" w:cs="Calibri"/>
-          <w:color w:val="202225"/>
-          <w:sz w:val="22"/>
-          <w:szCs w:val="22"/>
-        </w:rPr>
-        <w:t>ací en la CDMX</w:t>
-      </w:r>
-      <w:r>
-        <w:rPr>
-          <w:rFonts w:ascii="Calibri" w:eastAsia="Calibri" w:hAnsi="Calibri" w:cs="Calibri"/>
-          <w:color w:val="202225"/>
-          <w:sz w:val="22"/>
-          <w:szCs w:val="22"/>
-        </w:rPr>
-        <w:t xml:space="preserve"> y aquí planeo quedarme</w:t>
-      </w:r>
-      <w:r>
-        <w:rPr>
-          <w:rFonts w:ascii="Calibri" w:eastAsia="Calibri" w:hAnsi="Calibri" w:cs="Calibri"/>
-          <w:color w:val="202225"/>
-          <w:sz w:val="22"/>
-          <w:szCs w:val="22"/>
-        </w:rPr>
-        <w:t>;</w:t>
-      </w:r>
-      <w:r>
-        <w:rPr>
-          <w:rFonts w:ascii="Calibri" w:eastAsia="Calibri" w:hAnsi="Calibri" w:cs="Calibri"/>
-          <w:color w:val="202225"/>
-          <w:sz w:val="22"/>
-          <w:szCs w:val="22"/>
-        </w:rPr>
-        <w:t xml:space="preserve"> Soy una estudiante de </w:t>
-      </w:r>
-      <w:r>
-        <w:rPr>
-          <w:rFonts w:ascii="Calibri" w:eastAsia="Calibri" w:hAnsi="Calibri" w:cs="Calibri"/>
-          <w:color w:val="202225"/>
-          <w:sz w:val="22"/>
-          <w:szCs w:val="22"/>
-        </w:rPr>
-        <w:t>Diseño</w:t>
-      </w:r>
-      <w:r>
-        <w:rPr>
-          <w:rFonts w:ascii="Calibri" w:eastAsia="Calibri" w:hAnsi="Calibri" w:cs="Calibri"/>
-          <w:color w:val="202225"/>
-          <w:sz w:val="22"/>
-          <w:szCs w:val="22"/>
-        </w:rPr>
-        <w:t xml:space="preserve"> </w:t>
-      </w:r>
-      <w:r>
-        <w:rPr>
-          <w:rFonts w:ascii="Calibri" w:eastAsia="Calibri" w:hAnsi="Calibri" w:cs="Calibri"/>
-          <w:color w:val="202225"/>
-          <w:sz w:val="22"/>
-          <w:szCs w:val="22"/>
-        </w:rPr>
-        <w:t>Gráfico</w:t>
-      </w:r>
-      <w:r>
-        <w:rPr>
-          <w:rFonts w:ascii="Calibri" w:eastAsia="Calibri" w:hAnsi="Calibri" w:cs="Calibri"/>
-          <w:color w:val="202225"/>
-          <w:sz w:val="22"/>
-          <w:szCs w:val="22"/>
-        </w:rPr>
-        <w:t xml:space="preserve"> y </w:t>
-      </w:r>
-      <w:proofErr w:type="gramStart"/>
-      <w:r>
-        <w:rPr>
-          <w:rFonts w:ascii="Calibri" w:eastAsia="Calibri" w:hAnsi="Calibri" w:cs="Calibri"/>
-          <w:color w:val="202225"/>
-          <w:sz w:val="22"/>
-          <w:szCs w:val="22"/>
-        </w:rPr>
-        <w:t xml:space="preserve">digital </w:t>
-      </w:r>
-      <w:r>
-        <w:rPr>
-          <w:rFonts w:ascii="Calibri" w:eastAsia="Calibri" w:hAnsi="Calibri" w:cs="Calibri"/>
-          <w:color w:val="202225"/>
-          <w:sz w:val="22"/>
-          <w:szCs w:val="22"/>
-        </w:rPr>
-        <w:t>.</w:t>
-      </w:r>
-      <w:proofErr w:type="gramEnd"/>
-      <w:r>
-        <w:rPr>
-          <w:rFonts w:ascii="Calibri" w:eastAsia="Calibri" w:hAnsi="Calibri" w:cs="Calibri"/>
-          <w:color w:val="202225"/>
-          <w:sz w:val="22"/>
-          <w:szCs w:val="22"/>
-        </w:rPr>
-        <w:t xml:space="preserve"> Explico que como desarrollador freelance estoy más orientado al </w:t>
-      </w:r>
-      <w:proofErr w:type="gramStart"/>
-      <w:r>
-        <w:rPr>
-          <w:rFonts w:ascii="Calibri" w:eastAsia="Calibri" w:hAnsi="Calibri" w:cs="Calibri"/>
-          <w:color w:val="202225"/>
-          <w:sz w:val="22"/>
-          <w:szCs w:val="22"/>
-        </w:rPr>
-        <w:t>frontón</w:t>
-      </w:r>
-      <w:proofErr w:type="gramEnd"/>
-      <w:r>
-        <w:rPr>
-          <w:rFonts w:ascii="Calibri" w:eastAsia="Calibri" w:hAnsi="Calibri" w:cs="Calibri"/>
-          <w:color w:val="202225"/>
-          <w:sz w:val="22"/>
-          <w:szCs w:val="22"/>
-        </w:rPr>
-        <w:t xml:space="preserve"> aunque también.</w:t>
-      </w:r>
-      <w:r>
-        <w:rPr>
-          <w:rFonts w:ascii="Calibri" w:eastAsia="Calibri" w:hAnsi="Calibri" w:cs="Calibri"/>
-          <w:color w:val="202225"/>
-          <w:sz w:val="22"/>
-          <w:szCs w:val="22"/>
-        </w:rPr>
-        <w:t xml:space="preserve"> Hago ilustración, disfruto de el diseño editorial y estoy profundizando en el área de </w:t>
-      </w:r>
-      <w:proofErr w:type="spellStart"/>
-      <w:r>
-        <w:rPr>
-          <w:rFonts w:ascii="Calibri" w:eastAsia="Calibri" w:hAnsi="Calibri" w:cs="Calibri"/>
-          <w:color w:val="202225"/>
-          <w:sz w:val="22"/>
-          <w:szCs w:val="22"/>
-        </w:rPr>
-        <w:t>Ux-Ui</w:t>
-      </w:r>
-      <w:proofErr w:type="spellEnd"/>
-      <w:r>
-        <w:rPr>
-          <w:rFonts w:ascii="Calibri" w:eastAsia="Calibri" w:hAnsi="Calibri" w:cs="Calibri"/>
-          <w:color w:val="202225"/>
-          <w:sz w:val="22"/>
-          <w:szCs w:val="22"/>
-        </w:rPr>
-        <w:t>.</w:t>
-      </w:r>
-    </w:p>
-    <w:p>
-      <w:pPr>
-        <w:spacing w:after="140"/>
-      </w:pPr>
-      <w:r>
-        <w:rPr>
-          <w:rFonts w:ascii="Calibri" w:eastAsia="Calibri" w:hAnsi="Calibri" w:cs="Calibri"/>
-          <w:color w:val="202225"/>
-          <w:sz w:val="22"/>
-          <w:szCs w:val="22"/>
-        </w:rPr>
-        <w:t xml:space="preserve">Mi desempeño se muestra en la creatividad e ideas que surgen. Un poco más de mi es que disfruto mucho d ellos medios audiovisuales y siempre aspiro a conocer más. </w:t>
-      </w:r>
-    </w:p>
-    <w:p>
-      <w:pPr>
-        <w:pStyle w:val="Ttulo1"/>
-        <w:spacing w:before="340" w:after="120"/>
-      </w:pPr>
-      <w:r>
-        <w:rPr>
-          <w:rFonts w:ascii="Calibri" w:eastAsia="Calibri" w:hAnsi="Calibri" w:cs="Calibri"/>
-          <w:b/>
-          <w:bCs/>
-          <w:color w:val="202225"/>
-        </w:rPr>
-        <w:t xml:space="preserve">4 · </w:t>
-      </w:r>
-      <w:r>
-        <w:rPr>
-          <w:rFonts w:ascii="Calibri" w:eastAsia="Calibri" w:hAnsi="Calibri" w:cs="Calibri"/>
-          <w:b/>
-          <w:bCs/>
-          <w:color w:val="202225"/>
-        </w:rPr>
-        <w:t xml:space="preserve">Desarrollo </w:t>
-      </w:r>
-    </w:p>
-    <w:p>
-      <w:pPr>
-        <w:spacing w:after="140"/>
-        <w:rPr>
-          <w:rFonts w:ascii="Calibri" w:eastAsia="Calibri" w:hAnsi="Calibri" w:cs="Calibri"/>
-          <w:color w:val="202225"/>
-          <w:sz w:val="22"/>
-          <w:szCs w:val="22"/>
-        </w:rPr>
-      </w:pPr>
-      <w:r>
-        <w:rPr>
-          <w:rFonts w:ascii="Calibri" w:eastAsia="Calibri" w:hAnsi="Calibri" w:cs="Calibri"/>
-          <w:color w:val="202225"/>
-          <w:sz w:val="22"/>
-          <w:szCs w:val="22"/>
-        </w:rPr>
         <w:lastRenderedPageBreak/>
-        <w:t>La composición sigue una estructura editorial de una sola página organizada en dos niveles principales. En la parte superior se sitúa un encabezado breve acompañado de un elemento gráfico decorativo, seguido por un gran titular de varias líneas que ocupa gran parte del ancho disponible y funciona como elemento dominante de la jerarquía visual. En la parte inferior, el diseño se divide en dos columnas asimétricas: una amplia zona de espacio libre que aporta equilibrio y, a la derecha, un bloque de texto compuesto por varios párrafos cortos alineados verticalmente. Todo el contenido se apoya sobre una retícula visible que organiza la distribución y las proporciones de los elementos, generando una apariencia estructurada, limpia y consistente.</w:t>
-      </w:r>
-      <w:r>
-        <w:rPr>
-          <w:rFonts w:ascii="Calibri" w:eastAsia="Calibri" w:hAnsi="Calibri" w:cs="Calibri"/>
-          <w:color w:val="202225"/>
-          <w:sz w:val="22"/>
-          <w:szCs w:val="22"/>
-        </w:rPr>
-        <w:t xml:space="preserve"> E</w:t>
-      </w:r>
-      <w:r>
-        <w:rPr>
-          <w:rFonts w:ascii="Calibri" w:eastAsia="Calibri" w:hAnsi="Calibri" w:cs="Calibri"/>
-          <w:color w:val="202225"/>
-          <w:sz w:val="22"/>
-          <w:szCs w:val="22"/>
-        </w:rPr>
-        <w:t>n este orden:</w:t>
+        <w:t>Encabezado breve (etiqueta “sección 02” + título “Formación”), seguido de una lista vertical simple: cada entrada lleva un ícono a la izquierda, el nombre de la carrera o programa como título y, debajo, la institución. En este orden:</w:t>
       </w:r>
     </w:p>
     <w:p>
@@ -833,34 +371,7 @@
           <w:sz w:val="22"/>
           <w:szCs w:val="22"/>
         </w:rPr>
-        <w:t xml:space="preserve">Diseño Gráfico y Digital </w:t>
-      </w:r>
-      <w:r>
-        <w:rPr>
-          <w:rFonts w:ascii="Calibri" w:eastAsia="Calibri" w:hAnsi="Calibri" w:cs="Calibri"/>
-          <w:color w:val="202225"/>
-          <w:sz w:val="22"/>
-          <w:szCs w:val="22"/>
-        </w:rPr>
-        <w:t>–</w:t>
-      </w:r>
-      <w:r>
-        <w:rPr>
-          <w:rFonts w:ascii="Calibri" w:eastAsia="Calibri" w:hAnsi="Calibri" w:cs="Calibri"/>
-          <w:color w:val="202225"/>
-          <w:sz w:val="22"/>
-          <w:szCs w:val="22"/>
-        </w:rPr>
-        <w:t xml:space="preserve"> U</w:t>
-      </w:r>
-      <w:r>
-        <w:rPr>
-          <w:rFonts w:ascii="Calibri" w:eastAsia="Calibri" w:hAnsi="Calibri" w:cs="Calibri"/>
-          <w:color w:val="202225"/>
-          <w:sz w:val="22"/>
-          <w:szCs w:val="22"/>
-        </w:rPr>
-        <w:t>niversidad La Salle</w:t>
+        <w:t>Diseño Gráfico y Digital – Universidad La Salle</w:t>
       </w:r>
     </w:p>
     <w:p>
@@ -879,27 +390,7 @@
           <w:sz w:val="22"/>
           <w:szCs w:val="22"/>
         </w:rPr>
-        <w:t xml:space="preserve">Servicio Social </w:t>
-      </w:r>
-      <w:proofErr w:type="spellStart"/>
-      <w:r>
-        <w:rPr>
-          <w:rFonts w:ascii="Calibri" w:eastAsia="Calibri" w:hAnsi="Calibri" w:cs="Calibri"/>
-          <w:color w:val="202225"/>
-          <w:sz w:val="22"/>
-          <w:szCs w:val="22"/>
-        </w:rPr>
-        <w:t>Mentorias</w:t>
-      </w:r>
-      <w:proofErr w:type="spellEnd"/>
-      <w:r>
-        <w:rPr>
-          <w:rFonts w:ascii="Calibri" w:eastAsia="Calibri" w:hAnsi="Calibri" w:cs="Calibri"/>
-          <w:color w:val="202225"/>
-          <w:sz w:val="22"/>
-          <w:szCs w:val="22"/>
-        </w:rPr>
-        <w:t xml:space="preserve"> – Universidad La Salle</w:t>
+        <w:t>Servicio Social Mentorías – Universidad La Salle</w:t>
       </w:r>
     </w:p>
     <w:p>
@@ -920,16 +411,7 @@
           <w:bCs/>
           <w:color w:val="202225"/>
         </w:rPr>
-        <w:t xml:space="preserve">5 · </w:t>
-      </w:r>
-      <w:r>
-        <w:rPr>
-          <w:rFonts w:ascii="Calibri" w:eastAsia="Calibri" w:hAnsi="Calibri" w:cs="Calibri"/>
-          <w:b/>
-          <w:bCs/>
-          <w:color w:val="202225"/>
-        </w:rPr>
-        <w:t>Trabajos</w:t>
+        <w:t>5 · Trabajos</w:t>
       </w:r>
     </w:p>
     <w:p>
@@ -943,7 +425,7 @@
           <w:sz w:val="22"/>
           <w:szCs w:val="22"/>
         </w:rPr>
-        <w:t>Es la sección más extensa, dividida en tres bloques; cada bloque tiene un ícono y una o varias entradas (tarjetas con acento lateral que muestran el puesto/institución a la izquierda y la fecha a la derecha).</w:t>
+        <w:t>Es la sección más extensa: una cuadrícula de tarjetas tipo visor (imagen arriba, categoría, título, descripción breve, metadata de año/rol, barra inferior con punto + nombre + índice + botón “Ver todo”, y un sticker decorativo en la esquina). Actualmente son 4 tarjetas, en este orden:</w:t>
       </w:r>
     </w:p>
     <w:p>
@@ -959,45 +441,48 @@
           <w:sz w:val="24"/>
           <w:szCs w:val="24"/>
         </w:rPr>
-        <w:t xml:space="preserve">Campaña de Producto </w:t>
-      </w:r>
-    </w:p>
-    <w:p>
-      <w:pPr>
-        <w:spacing w:before="200" w:after="80"/>
-        <w:rPr>
-          <w:rFonts w:ascii="Calibri" w:eastAsia="Calibri" w:hAnsi="Calibri" w:cs="Calibri"/>
-          <w:color w:val="202225"/>
-          <w:sz w:val="22"/>
-          <w:szCs w:val="22"/>
-        </w:rPr>
-      </w:pPr>
-      <w:r>
-        <w:rPr>
-          <w:rFonts w:ascii="Calibri" w:eastAsia="Calibri" w:hAnsi="Calibri" w:cs="Calibri"/>
-          <w:color w:val="202225"/>
-          <w:sz w:val="22"/>
-          <w:szCs w:val="22"/>
-        </w:rPr>
-        <w:t>I</w:t>
-      </w:r>
-      <w:r>
-        <w:rPr>
-          <w:rFonts w:ascii="Calibri" w:eastAsia="Calibri" w:hAnsi="Calibri" w:cs="Calibri"/>
-          <w:color w:val="202225"/>
-          <w:sz w:val="22"/>
-          <w:szCs w:val="22"/>
-        </w:rPr>
-        <w:t xml:space="preserve">ntroducción de un </w:t>
-      </w:r>
-      <w:r>
-        <w:rPr>
-          <w:rFonts w:ascii="Calibri" w:eastAsia="Calibri" w:hAnsi="Calibri" w:cs="Calibri"/>
-          <w:color w:val="202225"/>
-          <w:sz w:val="22"/>
-          <w:szCs w:val="22"/>
-        </w:rPr>
-        <w:t>nuevo Jugo al mercado.</w:t>
+        <w:t xml:space="preserve">BOVE — Blog 1 </w:t>
+      </w:r>
+    </w:p>
+    <w:p>
+      <w:pPr>
+        <w:spacing w:after="140"/>
+      </w:pPr>
+      <w:r>
+        <w:rPr>
+          <w:rFonts w:ascii="Calibri" w:eastAsia="Calibri" w:hAnsi="Calibri" w:cs="Calibri"/>
+          <w:color w:val="202225"/>
+          <w:sz w:val="22"/>
+          <w:szCs w:val="22"/>
+        </w:rPr>
+        <w:t xml:space="preserve">Campaña de productos para niños </w:t>
+      </w:r>
+      <w:r>
+        <w:rPr>
+          <w:rFonts w:ascii="Calibri" w:eastAsia="Calibri" w:hAnsi="Calibri" w:cs="Calibri"/>
+          <w:color w:val="202225"/>
+          <w:sz w:val="22"/>
+          <w:szCs w:val="22"/>
+        </w:rPr>
+        <w:t xml:space="preserve">· Año 2025 · Rol: </w:t>
+      </w:r>
+      <w:r>
+        <w:rPr>
+          <w:rFonts w:ascii="Calibri" w:eastAsia="Calibri" w:hAnsi="Calibri" w:cs="Calibri"/>
+          <w:color w:val="202225"/>
+          <w:sz w:val="22"/>
+          <w:szCs w:val="22"/>
+        </w:rPr>
+        <w:t>Publicidad.</w:t>
+      </w:r>
+      <w:r>
+        <w:rPr>
+          <w:rFonts w:ascii="Calibri" w:eastAsia="Calibri" w:hAnsi="Calibri" w:cs="Calibri"/>
+          <w:color w:val="202225"/>
+          <w:sz w:val="22"/>
+          <w:szCs w:val="22"/>
+        </w:rPr>
+        <w:t xml:space="preserve"> </w:t>
       </w:r>
     </w:p>
     <w:p>
@@ -1013,72 +498,58 @@
           <w:sz w:val="24"/>
           <w:szCs w:val="24"/>
         </w:rPr>
-        <w:t xml:space="preserve">Campañas – Festival </w:t>
+        <w:t xml:space="preserve">Campañas — Festival </w:t>
       </w:r>
     </w:p>
     <w:p>
       <w:pPr>
         <w:spacing w:after="140"/>
-        <w:rPr>
-          <w:rFonts w:ascii="Calibri" w:eastAsia="Calibri" w:hAnsi="Calibri" w:cs="Calibri"/>
-          <w:color w:val="202225"/>
-          <w:sz w:val="22"/>
-          <w:szCs w:val="22"/>
-        </w:rPr>
-      </w:pPr>
-      <w:r>
-        <w:rPr>
-          <w:rFonts w:ascii="Calibri" w:eastAsia="Calibri" w:hAnsi="Calibri" w:cs="Calibri"/>
-          <w:color w:val="202225"/>
-          <w:sz w:val="22"/>
-          <w:szCs w:val="22"/>
-        </w:rPr>
-        <w:t xml:space="preserve">Campaña integral para Fotogenia, festival internacional de </w:t>
-      </w:r>
-      <w:proofErr w:type="spellStart"/>
-      <w:r>
-        <w:rPr>
-          <w:rFonts w:ascii="Calibri" w:eastAsia="Calibri" w:hAnsi="Calibri" w:cs="Calibri"/>
-          <w:color w:val="202225"/>
-          <w:sz w:val="22"/>
-          <w:szCs w:val="22"/>
-        </w:rPr>
-        <w:t>cinepoesía</w:t>
-      </w:r>
-      <w:proofErr w:type="spellEnd"/>
-      <w:r>
-        <w:rPr>
-          <w:rFonts w:ascii="Calibri" w:eastAsia="Calibri" w:hAnsi="Calibri" w:cs="Calibri"/>
-          <w:color w:val="202225"/>
-          <w:sz w:val="22"/>
-          <w:szCs w:val="22"/>
-        </w:rPr>
-        <w:t xml:space="preserve"> y narrativas divergentes en CDMX, actualmente en su octava edición. El concepto Otras formas de sentir reposiciona la neurodivergencia como puerta de entrada al cine experimental, ampliando la audiencia hacia un público que no se reconocía como consumidor del festival. Cinco medios de comunicación: redes sociales, Metro CDMX, </w:t>
-      </w:r>
-      <w:proofErr w:type="spellStart"/>
-      <w:r>
-        <w:rPr>
-          <w:rFonts w:ascii="Calibri" w:eastAsia="Calibri" w:hAnsi="Calibri" w:cs="Calibri"/>
-          <w:color w:val="202225"/>
-          <w:sz w:val="22"/>
-          <w:szCs w:val="22"/>
-        </w:rPr>
-        <w:t>mupis</w:t>
-      </w:r>
-      <w:proofErr w:type="spellEnd"/>
-      <w:r>
-        <w:rPr>
-          <w:rFonts w:ascii="Calibri" w:eastAsia="Calibri" w:hAnsi="Calibri" w:cs="Calibri"/>
-          <w:color w:val="202225"/>
-          <w:sz w:val="22"/>
-          <w:szCs w:val="22"/>
-        </w:rPr>
-        <w:t>, carteles y volantes en zonas culturales de la ciudad.</w:t>
-      </w:r>
-    </w:p>
-    <w:p>
-      <w:pPr>
-        <w:spacing w:after="140"/>
+      </w:pPr>
+      <w:r>
+        <w:rPr>
+          <w:rFonts w:ascii="Calibri" w:eastAsia="Calibri" w:hAnsi="Calibri" w:cs="Calibri"/>
+          <w:color w:val="202225"/>
+          <w:sz w:val="22"/>
+          <w:szCs w:val="22"/>
+        </w:rPr>
+        <w:t>Festival · Año 2025 · Rol:</w:t>
+      </w:r>
+      <w:r>
+        <w:rPr>
+          <w:rFonts w:ascii="Calibri" w:eastAsia="Calibri" w:hAnsi="Calibri" w:cs="Calibri"/>
+          <w:color w:val="202225"/>
+          <w:sz w:val="22"/>
+          <w:szCs w:val="22"/>
+        </w:rPr>
+        <w:t xml:space="preserve"> Campaña para Eventos</w:t>
+      </w:r>
+      <w:r>
+        <w:rPr>
+          <w:rFonts w:ascii="Calibri" w:eastAsia="Calibri" w:hAnsi="Calibri" w:cs="Calibri"/>
+          <w:color w:val="202225"/>
+          <w:sz w:val="22"/>
+          <w:szCs w:val="22"/>
+        </w:rPr>
+        <w:t>. Campaña integral para Fotogenia, festival internacional de cinepoesía en CDMX. (Tengo una versión más extensa de esta descripción —concepto “Otras formas de sentir”, cinco medios</w:t>
+      </w:r>
+      <w:r>
+        <w:rPr>
+          <w:rFonts w:ascii="Calibri" w:eastAsia="Calibri" w:hAnsi="Calibri" w:cs="Calibri"/>
+          <w:color w:val="202225"/>
+          <w:sz w:val="22"/>
+          <w:szCs w:val="22"/>
+        </w:rPr>
+        <w:t>)</w:t>
+      </w:r>
+    </w:p>
+    <w:p>
+      <w:pPr>
+        <w:spacing w:before="200" w:after="80"/>
+        <w:rPr>
+          <w:lang w:val="en-IE"/>
+        </w:rPr>
+      </w:pPr>
+      <w:r>
         <w:rPr>
           <w:rFonts w:ascii="Calibri" w:eastAsia="Calibri" w:hAnsi="Calibri" w:cs="Calibri"/>
           <w:b/>
@@ -1086,8 +557,11 @@
           <w:color w:val="E7562E"/>
           <w:sz w:val="24"/>
           <w:szCs w:val="24"/>
-        </w:rPr>
-      </w:pPr>
+          <w:lang w:val="en-IE"/>
+        </w:rPr>
+        <w:t xml:space="preserve">P4 — </w:t>
+      </w:r>
+      <w:proofErr w:type="spellStart"/>
       <w:r>
         <w:rPr>
           <w:rFonts w:ascii="Calibri" w:eastAsia="Calibri" w:hAnsi="Calibri" w:cs="Calibri"/>
@@ -1096,35 +570,117 @@
           <w:color w:val="E7562E"/>
           <w:sz w:val="24"/>
           <w:szCs w:val="24"/>
-        </w:rPr>
-        <w:t xml:space="preserve">Empaque – Recipientes Metálicos </w:t>
+          <w:lang w:val="en-IE"/>
+        </w:rPr>
+        <w:t>Mockup</w:t>
+      </w:r>
+      <w:proofErr w:type="spellEnd"/>
+      <w:r>
+        <w:rPr>
+          <w:rFonts w:ascii="Calibri" w:eastAsia="Calibri" w:hAnsi="Calibri" w:cs="Calibri"/>
+          <w:b/>
+          <w:bCs/>
+          <w:color w:val="E7562E"/>
+          <w:sz w:val="24"/>
+          <w:szCs w:val="24"/>
+          <w:lang w:val="en-IE"/>
+        </w:rPr>
+        <w:t xml:space="preserve"> Billboard </w:t>
+      </w:r>
+    </w:p>
+    <w:p>
+      <w:pPr>
+        <w:spacing w:after="140"/>
+      </w:pPr>
+      <w:r>
+        <w:rPr>
+          <w:rFonts w:ascii="Calibri" w:eastAsia="Calibri" w:hAnsi="Calibri" w:cs="Calibri"/>
+          <w:color w:val="202225"/>
+          <w:sz w:val="22"/>
+          <w:szCs w:val="22"/>
+        </w:rPr>
+        <w:t>Campaña de Nuevo Producto</w:t>
+      </w:r>
+      <w:r>
+        <w:rPr>
+          <w:rFonts w:ascii="Calibri" w:eastAsia="Calibri" w:hAnsi="Calibri" w:cs="Calibri"/>
+          <w:color w:val="202225"/>
+          <w:sz w:val="22"/>
+          <w:szCs w:val="22"/>
+        </w:rPr>
+        <w:t xml:space="preserve"> · Año 2025 · Rol:</w:t>
+      </w:r>
+      <w:r>
+        <w:rPr>
+          <w:rFonts w:ascii="Calibri" w:eastAsia="Calibri" w:hAnsi="Calibri" w:cs="Calibri"/>
+          <w:color w:val="202225"/>
+          <w:sz w:val="22"/>
+          <w:szCs w:val="22"/>
+        </w:rPr>
+        <w:t xml:space="preserve"> </w:t>
+      </w:r>
+      <w:r>
+        <w:rPr>
+          <w:rFonts w:ascii="Calibri" w:eastAsia="Calibri" w:hAnsi="Calibri" w:cs="Calibri"/>
+          <w:color w:val="202225"/>
+          <w:sz w:val="22"/>
+          <w:szCs w:val="22"/>
+        </w:rPr>
+        <w:t>Medios físicos.</w:t>
+      </w:r>
+      <w:r>
+        <w:rPr>
+          <w:rFonts w:ascii="Calibri" w:eastAsia="Calibri" w:hAnsi="Calibri" w:cs="Calibri"/>
+          <w:color w:val="202225"/>
+          <w:sz w:val="22"/>
+          <w:szCs w:val="22"/>
+        </w:rPr>
+        <w:t xml:space="preserve"> </w:t>
+      </w:r>
+      <w:r>
+        <w:rPr>
+          <w:rFonts w:ascii="Calibri" w:eastAsia="Calibri" w:hAnsi="Calibri" w:cs="Calibri"/>
+          <w:color w:val="202225"/>
+          <w:sz w:val="22"/>
+          <w:szCs w:val="22"/>
+        </w:rPr>
+        <w:t>Descripción pendiente de completar en el sitio.</w:t>
+      </w:r>
+    </w:p>
+    <w:p>
+      <w:pPr>
+        <w:spacing w:before="200" w:after="80"/>
+      </w:pPr>
+      <w:r>
+        <w:rPr>
+          <w:rFonts w:ascii="Calibri" w:eastAsia="Calibri" w:hAnsi="Calibri" w:cs="Calibri"/>
+          <w:b/>
+          <w:bCs/>
+          <w:color w:val="E7562E"/>
+          <w:sz w:val="24"/>
+          <w:szCs w:val="24"/>
+        </w:rPr>
+        <w:t xml:space="preserve">Empaque — Recipientes Metálicos </w:t>
+      </w:r>
+    </w:p>
+    <w:p>
+      <w:pPr>
+        <w:spacing w:after="140"/>
+      </w:pPr>
+      <w:r>
+        <w:rPr>
+          <w:rFonts w:ascii="Calibri" w:eastAsia="Calibri" w:hAnsi="Calibri" w:cs="Calibri"/>
+          <w:color w:val="202225"/>
+          <w:sz w:val="22"/>
+          <w:szCs w:val="22"/>
+        </w:rPr>
+        <w:t>Empaque · Año 2025 · Rol: Packaging. Línea Raid de insecticidas domésticos — identidad de fuerza y protección.</w:t>
       </w:r>
     </w:p>
     <w:p>
       <w:pPr>
         <w:pStyle w:val="Ttulo1"/>
         <w:spacing w:before="340" w:after="120"/>
-        <w:rPr>
-          <w:rFonts w:ascii="Calibri" w:eastAsia="Calibri" w:hAnsi="Calibri" w:cs="Calibri"/>
-          <w:color w:val="202225"/>
-          <w:sz w:val="22"/>
-          <w:szCs w:val="22"/>
-        </w:rPr>
-      </w:pPr>
-      <w:r>
-        <w:rPr>
-          <w:rFonts w:ascii="Calibri" w:eastAsia="Calibri" w:hAnsi="Calibri" w:cs="Calibri"/>
-          <w:color w:val="202225"/>
-          <w:sz w:val="22"/>
-          <w:szCs w:val="22"/>
-        </w:rPr>
-        <w:t>Raid presenta una línea de insecticidas de uso doméstico diseñada para ofrecer control total en la cocina, combinando eficacia, seguridad y una identidad visual contundente. La propuesta está compuesta por tres aerosoles de 285 ml, 400 ml y 500 ml, un insecticida en espiral y una vela de citronela, integrados en una familia de envases metálicos que proyecta una imagen unificada de fuerza, protección y confianza, reforzando el compromiso de la marca con el control eficaz de insectos.</w:t>
-      </w:r>
-    </w:p>
-    <w:p>
-      <w:pPr>
-        <w:pStyle w:val="Ttulo1"/>
-        <w:spacing w:before="340" w:after="120"/>
       </w:pPr>
       <w:r>
         <w:rPr>
@@ -1146,43 +702,32 @@
           <w:szCs w:val="22"/>
         </w:rPr>
       </w:pPr>
-    </w:p>
-    <w:p>
-      <w:pPr>
-        <w:spacing w:after="140"/>
-        <w:rPr>
-          <w:rFonts w:ascii="Calibri" w:eastAsia="Calibri" w:hAnsi="Calibri" w:cs="Calibri"/>
-          <w:color w:val="202225"/>
-          <w:sz w:val="22"/>
-          <w:szCs w:val="22"/>
-        </w:rPr>
-      </w:pPr>
-      <w:r>
-        <w:rPr>
-          <w:rFonts w:ascii="Calibri" w:eastAsia="Calibri" w:hAnsi="Calibri" w:cs="Calibri"/>
-          <w:color w:val="202225"/>
-          <w:sz w:val="22"/>
-          <w:szCs w:val="22"/>
-        </w:rPr>
-        <w:t>La composición está dividida en dos columnas principales. Una columna contiene una única imagen de gran tamaño que ocupa aproximadamente la mitad del espacio y actúa como elemento visual principal. La segunda columna presenta una lista vertical de bloques informativos repetitivos. Cada bloque está compuesto por un icono o símbolo alineado a la izquierda, seguido de un encabezado destacado con una pequeña etiqueta adjunta y, debajo, un párrafo breve descriptivo. Todos los bloques mantienen una alineación uniforme, una jerarquía tipográfica consistente y una distribución ordenada que favorece la lectura secuencial de arriba hacia abajo.</w:t>
-      </w:r>
-      <w:r>
-        <w:rPr>
-          <w:rFonts w:ascii="Calibri" w:eastAsia="Calibri" w:hAnsi="Calibri" w:cs="Calibri"/>
-          <w:color w:val="202225"/>
-          <w:sz w:val="22"/>
-          <w:szCs w:val="22"/>
-        </w:rPr>
-        <w:t xml:space="preserve"> U </w:t>
-      </w:r>
-      <w:r>
-        <w:rPr>
-          <w:rFonts w:ascii="Calibri" w:eastAsia="Calibri" w:hAnsi="Calibri" w:cs="Calibri"/>
-          <w:color w:val="202225"/>
-          <w:sz w:val="22"/>
-          <w:szCs w:val="22"/>
-        </w:rPr>
-        <w:t>no por habilidad:</w:t>
+      <w:r>
+        <w:rPr>
+          <w:rFonts w:ascii="Calibri" w:eastAsia="Calibri" w:hAnsi="Calibri" w:cs="Calibri"/>
+          <w:color w:val="202225"/>
+          <w:sz w:val="22"/>
+          <w:szCs w:val="22"/>
+        </w:rPr>
+        <w:t>Es una cuadrícula simple de habilidades: cada tarjeta lleva un ícono distinto</w:t>
+      </w:r>
+      <w:r>
+        <w:rPr>
+          <w:rFonts w:ascii="Calibri" w:eastAsia="Calibri" w:hAnsi="Calibri" w:cs="Calibri"/>
+          <w:color w:val="202225"/>
+          <w:sz w:val="22"/>
+          <w:szCs w:val="22"/>
+        </w:rPr>
+        <w:t>.</w:t>
+      </w:r>
+      <w:r>
+        <w:rPr>
+          <w:rFonts w:ascii="Calibri" w:eastAsia="Calibri" w:hAnsi="Calibri" w:cs="Calibri"/>
+          <w:color w:val="202225"/>
+          <w:sz w:val="22"/>
+          <w:szCs w:val="22"/>
+        </w:rPr>
+        <w:t xml:space="preserve"> y una etiqueta corta al lado, sin imágenes ni descripciones largas. Una por habilidad:</w:t>
       </w:r>
     </w:p>
     <w:p>
@@ -1201,17 +746,7 @@
           <w:sz w:val="22"/>
           <w:szCs w:val="22"/>
         </w:rPr>
-        <w:lastRenderedPageBreak/>
-        <w:t>Diseño UX/UI, maquetado web</w:t>
-      </w:r>
-      <w:r>
-        <w:rPr>
-          <w:rFonts w:ascii="Calibri" w:eastAsia="Calibri" w:hAnsi="Calibri" w:cs="Calibri"/>
-          <w:color w:val="202225"/>
-          <w:sz w:val="22"/>
-          <w:szCs w:val="22"/>
-        </w:rPr>
-        <w:t>.</w:t>
+        <w:t>Diseño UX/UI, maquetado web.</w:t>
       </w:r>
     </w:p>
     <w:p>
@@ -1249,7 +784,7 @@
           <w:sz w:val="22"/>
           <w:szCs w:val="22"/>
         </w:rPr>
-        <w:t>Manejo de herramientas de inteligencia artificial.</w:t>
+        <w:t>Herramientas de inteligencia artificial.</w:t>
       </w:r>
     </w:p>
     <w:p>
@@ -1268,16 +803,7 @@
           <w:sz w:val="22"/>
           <w:szCs w:val="22"/>
         </w:rPr>
-        <w:t>C</w:t>
-      </w:r>
-      <w:r>
-        <w:rPr>
-          <w:rFonts w:ascii="Calibri" w:eastAsia="Calibri" w:hAnsi="Calibri" w:cs="Calibri"/>
-          <w:color w:val="202225"/>
-          <w:sz w:val="22"/>
-          <w:szCs w:val="22"/>
-        </w:rPr>
-        <w:t>reatividad y empatía digital.</w:t>
+        <w:t>Creatividad y empatía digital.</w:t>
       </w:r>
     </w:p>
     <w:p>
@@ -1296,16 +822,7 @@
           <w:sz w:val="22"/>
           <w:szCs w:val="22"/>
         </w:rPr>
-        <w:t>Inglés</w:t>
-      </w:r>
-      <w:r>
-        <w:rPr>
-          <w:rFonts w:ascii="Calibri" w:eastAsia="Calibri" w:hAnsi="Calibri" w:cs="Calibri"/>
-          <w:color w:val="202225"/>
-          <w:sz w:val="22"/>
-          <w:szCs w:val="22"/>
-        </w:rPr>
-        <w:t xml:space="preserve"> Intermedio </w:t>
+        <w:t xml:space="preserve">Inglés Intermedio </w:t>
       </w:r>
     </w:p>
     <w:p>
@@ -1320,16 +837,7 @@
           <w:bCs/>
           <w:color w:val="202225"/>
         </w:rPr>
-        <w:t xml:space="preserve">7 · </w:t>
-      </w:r>
-      <w:r>
-        <w:rPr>
-          <w:rFonts w:ascii="Calibri" w:eastAsia="Calibri" w:hAnsi="Calibri" w:cs="Calibri"/>
-          <w:b/>
-          <w:bCs/>
-          <w:color w:val="202225"/>
-        </w:rPr>
-        <w:t xml:space="preserve">Extras </w:t>
+        <w:t xml:space="preserve">7 · Extras </w:t>
       </w:r>
     </w:p>
     <w:p>
@@ -1349,7 +857,17 @@
           <w:sz w:val="22"/>
           <w:szCs w:val="22"/>
         </w:rPr>
-        <w:t>La composición está organizada en una cuadrícula horizontal de tarjetas uniformes distribuidas en una sola fila. En la parte superior aparece un pequeño encabezado introductorio acompañado de un elemento gráfico decorativo. Debajo, cada tarjeta sigue la misma estructura: una imagen rectangular dominante ubicada en la zona superior, un detalle visual decorativo superpuesto en una de las esquinas y, en la parte inferior, un título breve alineado a la izquierda. Todas las tarjetas mantienen dimensiones, márgenes y espaciados consistentes, generando una presentación modular y repetitiva que facilita la comparación visual entre los distintos bloques de contenido.</w:t>
+        <w:t xml:space="preserve">Cuadrícula de tarjetas tipo “ventana/visor” (ígual formato que Trabajos, pero para piezas audiovisuales): encabezado propio “GALERÍA DE PROYECTOS” con dos puntos decorativos, un video en </w:t>
+      </w:r>
+      <w:r>
+        <w:rPr>
+          <w:rFonts w:ascii="Calibri" w:eastAsia="Calibri" w:hAnsi="Calibri" w:cs="Calibri"/>
+          <w:color w:val="202225"/>
+          <w:sz w:val="22"/>
+          <w:szCs w:val="22"/>
+        </w:rPr>
+        <w:lastRenderedPageBreak/>
+        <w:t>autoplay/loop/mute como contenido principal, título y descripción corta debajo, y una barra inferior con el nombre de la pieza y su índice (ej. 01/03). Actualmente son 3 tarjetas, en este orden:</w:t>
       </w:r>
     </w:p>
     <w:p>
@@ -1362,60 +880,6 @@
           <w:szCs w:val="22"/>
         </w:rPr>
       </w:pPr>
-      <w:r>
-        <w:rPr>
-          <w:rFonts w:ascii="Calibri" w:eastAsia="Calibri" w:hAnsi="Calibri" w:cs="Calibri"/>
-          <w:color w:val="202225"/>
-          <w:sz w:val="22"/>
-          <w:szCs w:val="22"/>
-        </w:rPr>
-        <w:t>; cada un</w:t>
-      </w:r>
-      <w:r>
-        <w:rPr>
-          <w:rFonts w:ascii="Calibri" w:eastAsia="Calibri" w:hAnsi="Calibri" w:cs="Calibri"/>
-          <w:color w:val="202225"/>
-          <w:sz w:val="22"/>
-          <w:szCs w:val="22"/>
-        </w:rPr>
-        <w:t xml:space="preserve"> espacio para el video/gif</w:t>
-      </w:r>
-      <w:r>
-        <w:rPr>
-          <w:rFonts w:ascii="Calibri" w:eastAsia="Calibri" w:hAnsi="Calibri" w:cs="Calibri"/>
-          <w:color w:val="202225"/>
-          <w:sz w:val="22"/>
-          <w:szCs w:val="22"/>
-        </w:rPr>
-        <w:t xml:space="preserve">, el nombre del </w:t>
-      </w:r>
-      <w:r>
-        <w:rPr>
-          <w:rFonts w:ascii="Calibri" w:eastAsia="Calibri" w:hAnsi="Calibri" w:cs="Calibri"/>
-          <w:color w:val="202225"/>
-          <w:sz w:val="22"/>
-          <w:szCs w:val="22"/>
-        </w:rPr>
-        <w:t>del trabajo</w:t>
-      </w:r>
-      <w:r>
-        <w:rPr>
-          <w:rFonts w:ascii="Calibri" w:eastAsia="Calibri" w:hAnsi="Calibri" w:cs="Calibri"/>
-          <w:color w:val="202225"/>
-          <w:sz w:val="22"/>
-          <w:szCs w:val="22"/>
-        </w:rPr>
-        <w:t xml:space="preserve"> </w:t>
-      </w:r>
-      <w:r>
-        <w:rPr>
-          <w:rFonts w:ascii="Calibri" w:eastAsia="Calibri" w:hAnsi="Calibri" w:cs="Calibri"/>
-          <w:color w:val="202225"/>
-          <w:sz w:val="22"/>
-          <w:szCs w:val="22"/>
-        </w:rPr>
-        <w:t>y descripción.</w:t>
-      </w:r>
     </w:p>
     <w:p>
       <w:pPr>
@@ -1434,25 +898,7 @@
           <w:sz w:val="22"/>
           <w:szCs w:val="22"/>
         </w:rPr>
-        <w:t>1. Modelado Personaje (</w:t>
-      </w:r>
-      <w:r>
-        <w:rPr>
-          <w:rFonts w:ascii="Calibri" w:eastAsia="Calibri" w:hAnsi="Calibri" w:cs="Calibri"/>
-          <w:color w:val="202225"/>
-          <w:sz w:val="22"/>
-          <w:szCs w:val="22"/>
-        </w:rPr>
-        <w:t>turntable1</w:t>
-      </w:r>
-      <w:r>
-        <w:rPr>
-          <w:rFonts w:ascii="Calibri" w:eastAsia="Calibri" w:hAnsi="Calibri" w:cs="Calibri"/>
-          <w:color w:val="202225"/>
-          <w:sz w:val="22"/>
-          <w:szCs w:val="22"/>
-        </w:rPr>
-        <w:t>)</w:t>
+        <w:t>1. Modelado Personaje — vídeo turntable1.mp4, descripción “Modelado 3D — Turntable”</w:t>
       </w:r>
     </w:p>
     <w:p>
@@ -1472,45 +918,7 @@
           <w:sz w:val="22"/>
           <w:szCs w:val="22"/>
         </w:rPr>
-        <w:t xml:space="preserve">2. </w:t>
-      </w:r>
-      <w:proofErr w:type="spellStart"/>
-      <w:r>
-        <w:rPr>
-          <w:rFonts w:ascii="Calibri" w:eastAsia="Calibri" w:hAnsi="Calibri" w:cs="Calibri"/>
-          <w:color w:val="202225"/>
-          <w:sz w:val="22"/>
-          <w:szCs w:val="22"/>
-        </w:rPr>
-        <w:t>tipognoma</w:t>
-      </w:r>
-      <w:proofErr w:type="spellEnd"/>
-      <w:r>
-        <w:rPr>
-          <w:rFonts w:ascii="Calibri" w:eastAsia="Calibri" w:hAnsi="Calibri" w:cs="Calibri"/>
-          <w:color w:val="202225"/>
-          <w:sz w:val="22"/>
-          <w:szCs w:val="22"/>
-        </w:rPr>
-        <w:t xml:space="preserve"> (</w:t>
-      </w:r>
-      <w:r>
-        <w:rPr>
-          <w:rFonts w:ascii="Calibri" w:eastAsia="Calibri" w:hAnsi="Calibri" w:cs="Calibri"/>
-          <w:color w:val="202225"/>
-          <w:sz w:val="22"/>
-          <w:szCs w:val="22"/>
-        </w:rPr>
-        <w:t>TDA_P1_VIDEO</w:t>
-      </w:r>
-      <w:r>
-        <w:rPr>
-          <w:rFonts w:ascii="Calibri" w:eastAsia="Calibri" w:hAnsi="Calibri" w:cs="Calibri"/>
-          <w:color w:val="202225"/>
-          <w:sz w:val="22"/>
-          <w:szCs w:val="22"/>
-        </w:rPr>
-        <w:t>)</w:t>
+        <w:t>2. Tipognoma — vídeo TDA_P1_VIDEO_2.mp4, descripción “Proyecto de tipografía experimental”</w:t>
       </w:r>
     </w:p>
     <w:p>
@@ -1530,34 +938,7 @@
           <w:sz w:val="22"/>
           <w:szCs w:val="22"/>
         </w:rPr>
-        <w:t>3.</w:t>
-      </w:r>
-      <w:r>
-        <w:rPr>
-          <w:rFonts w:ascii="Calibri" w:eastAsia="Calibri" w:hAnsi="Calibri" w:cs="Calibri"/>
-          <w:color w:val="202225"/>
-          <w:sz w:val="22"/>
-          <w:szCs w:val="22"/>
-        </w:rPr>
-        <w:t xml:space="preserve"> Anuncio en redes sociales (</w:t>
-      </w:r>
-      <w:r>
-        <w:rPr>
-          <w:rFonts w:ascii="Calibri" w:eastAsia="Calibri" w:hAnsi="Calibri" w:cs="Calibri"/>
-          <w:color w:val="202225"/>
-          <w:sz w:val="22"/>
-          <w:szCs w:val="22"/>
-        </w:rPr>
-        <w:t>ABSOLUTE_VODKA_1</w:t>
-      </w:r>
-      <w:r>
-        <w:rPr>
-          <w:rFonts w:ascii="Calibri" w:eastAsia="Calibri" w:hAnsi="Calibri" w:cs="Calibri"/>
-          <w:color w:val="202225"/>
-          <w:sz w:val="22"/>
-          <w:szCs w:val="22"/>
-        </w:rPr>
-        <w:t>)</w:t>
+        <w:t>3. Anuncio en Redes Sociales — vídeo ABSOLUTE_VODKA_1.mp4, descripción “Campaña para Absolute Vodka”</w:t>
       </w:r>
     </w:p>
     <w:p>
@@ -1602,6 +983,9 @@
           <w:numId w:val="2"/>
         </w:numPr>
         <w:spacing w:after="70"/>
+        <w:rPr>
+          <w:rFonts w:ascii="Calibri" w:hAnsi="Calibri" w:cs="Calibri"/>
+        </w:rPr>
       </w:pPr>
       <w:r>
         <w:rPr>
@@ -1614,15 +998,19 @@
         </w:rPr>
         <w:t xml:space="preserve">Correo: </w:t>
       </w:r>
-      <w:hyperlink r:id="rId9" w:history="1">
+      <w:hyperlink r:id="rId8" w:history="1">
         <w:r>
           <w:rPr>
             <w:rStyle w:val="Hipervnculo"/>
+            <w:rFonts w:ascii="Calibri" w:hAnsi="Calibri" w:cs="Calibri"/>
           </w:rPr>
           <w:t>karinagut404@gmail.com</w:t>
         </w:r>
       </w:hyperlink>
       <w:r>
+        <w:rPr>
+          <w:rFonts w:ascii="Calibri" w:hAnsi="Calibri" w:cs="Calibri"/>
+        </w:rPr>
         <w:t xml:space="preserve"> </w:t>
       </w:r>
     </w:p>
@@ -1634,8 +1022,10 @@
           <w:numId w:val="2"/>
         </w:numPr>
         <w:spacing w:after="70"/>
-      </w:pPr>
-      <w:proofErr w:type="spellStart"/>
+        <w:rPr>
+          <w:rFonts w:ascii="Calibri" w:hAnsi="Calibri" w:cs="Calibri"/>
+        </w:rPr>
+      </w:pPr>
       <w:r>
         <w:rPr>
           <w:rFonts w:ascii="Calibri" w:eastAsia="Calibri" w:hAnsi="Calibri" w:cs="Calibri"/>
@@ -1646,22 +1036,12 @@
           <w:szCs w:val="22"/>
           <w:lang w:val="en-US"/>
         </w:rPr>
-        <w:t>Teléfono</w:t>
-      </w:r>
-      <w:proofErr w:type="spellEnd"/>
-      <w:r>
-        <w:rPr>
-          <w:rFonts w:ascii="Calibri" w:eastAsia="Calibri" w:hAnsi="Calibri" w:cs="Calibri"/>
-          <w:b/>
-          <w:bCs/>
-          <w:color w:val="202225"/>
-          <w:sz w:val="22"/>
-          <w:szCs w:val="22"/>
-          <w:lang w:val="en-US"/>
-        </w:rPr>
-        <w:t xml:space="preserve">: </w:t>
-      </w:r>
-      <w:r>
+        <w:t xml:space="preserve">Teléfono: </w:t>
+      </w:r>
+      <w:r>
+        <w:rPr>
+          <w:rFonts w:ascii="Calibri" w:hAnsi="Calibri" w:cs="Calibri"/>
+        </w:rPr>
         <w:t>+52 5541 852195</w:t>
       </w:r>
     </w:p>
@@ -1673,6 +1053,7 @@
           <w:numId w:val="2"/>
         </w:numPr>
         <w:rPr>
+          <w:rFonts w:ascii="Calibri" w:hAnsi="Calibri" w:cs="Calibri"/>
           <w:lang w:val="en-IE"/>
         </w:rPr>
       </w:pPr>
@@ -1688,10 +1069,11 @@
         </w:rPr>
         <w:t xml:space="preserve">LinkedIn: </w:t>
       </w:r>
-      <w:hyperlink r:id="rId10" w:history="1">
+      <w:hyperlink r:id="rId9" w:history="1">
         <w:r>
           <w:rPr>
             <w:rStyle w:val="Hipervnculo"/>
+            <w:rFonts w:ascii="Calibri" w:hAnsi="Calibri" w:cs="Calibri"/>
             <w:lang w:val="en-IE"/>
           </w:rPr>
           <w:t>www.linkedin.com/in/karina-gutiérrez-78172030a</w:t>
@@ -1699,6 +1081,7 @@
       </w:hyperlink>
       <w:r>
         <w:rPr>
+          <w:rFonts w:ascii="Calibri" w:hAnsi="Calibri" w:cs="Calibri"/>
           <w:lang w:val="en-IE"/>
         </w:rPr>
         <w:t xml:space="preserve"> </w:t>
@@ -1713,6 +1096,7 @@
         </w:numPr>
         <w:spacing w:after="70"/>
         <w:rPr>
+          <w:rFonts w:ascii="Calibri" w:hAnsi="Calibri" w:cs="Calibri"/>
           <w:lang w:val="en-IE"/>
         </w:rPr>
       </w:pPr>
@@ -1726,31 +1110,21 @@
           <w:szCs w:val="22"/>
           <w:lang w:val="en-IE"/>
         </w:rPr>
-        <w:t>Instagram</w:t>
-      </w:r>
-      <w:r>
-        <w:rPr>
-          <w:rFonts w:ascii="Calibri" w:eastAsia="Calibri" w:hAnsi="Calibri" w:cs="Calibri"/>
-          <w:b/>
-          <w:bCs/>
-          <w:color w:val="202225"/>
-          <w:sz w:val="22"/>
-          <w:szCs w:val="22"/>
-          <w:lang w:val="en-IE"/>
-        </w:rPr>
-        <w:t xml:space="preserve">: </w:t>
-      </w:r>
-      <w:hyperlink r:id="rId11" w:history="1">
+        <w:t xml:space="preserve">Instagram: </w:t>
+      </w:r>
+      <w:hyperlink r:id="rId10" w:history="1">
         <w:r>
           <w:rPr>
             <w:rStyle w:val="Hipervnculo"/>
+            <w:rFonts w:ascii="Calibri" w:hAnsi="Calibri" w:cs="Calibri"/>
             <w:lang w:val="en-IE"/>
           </w:rPr>
-          <w:t>https://www.instagram.com/kokosweb?igsi=Z21mdXg2NzY1bTcy&amp;utm_source=qr</w:t>
+          <w:t>https://www.instagram.com/kokosweb</w:t>
         </w:r>
       </w:hyperlink>
       <w:r>
         <w:rPr>
+          <w:rFonts w:ascii="Calibri" w:hAnsi="Calibri" w:cs="Calibri"/>
           <w:lang w:val="en-IE"/>
         </w:rPr>
         <w:t xml:space="preserve"> </w:t>
@@ -1782,52 +1156,7 @@
           <w:sz w:val="22"/>
           <w:szCs w:val="22"/>
         </w:rPr>
-        <w:t>Un pie oscuro con mi nombre “</w:t>
-      </w:r>
-      <w:r>
-        <w:rPr>
-          <w:rFonts w:ascii="Calibri" w:eastAsia="Calibri" w:hAnsi="Calibri" w:cs="Calibri"/>
-          <w:color w:val="202225"/>
-          <w:sz w:val="22"/>
-          <w:szCs w:val="22"/>
-        </w:rPr>
-        <w:t>Kok</w:t>
-      </w:r>
-      <w:r>
-        <w:rPr>
-          <w:rFonts w:ascii="Calibri" w:eastAsia="Calibri" w:hAnsi="Calibri" w:cs="Calibri"/>
-          <w:color w:val="202225"/>
-          <w:sz w:val="22"/>
-          <w:szCs w:val="22"/>
-        </w:rPr>
-        <w:t>os”</w:t>
-      </w:r>
-      <w:r>
-        <w:rPr>
-          <w:rFonts w:ascii="Calibri" w:eastAsia="Calibri" w:hAnsi="Calibri" w:cs="Calibri"/>
-          <w:color w:val="202225"/>
-          <w:sz w:val="22"/>
-          <w:szCs w:val="22"/>
-        </w:rPr>
-        <w:t>, mi frase de cierre “</w:t>
-      </w:r>
-      <w:r>
-        <w:rPr>
-          <w:rFonts w:ascii="Calibri" w:eastAsia="Calibri" w:hAnsi="Calibri" w:cs="Calibri"/>
-          <w:color w:val="202225"/>
-          <w:sz w:val="22"/>
-          <w:szCs w:val="22"/>
-        </w:rPr>
-        <w:t>la creatividad sigue expandiéndose</w:t>
-      </w:r>
-      <w:r>
-        <w:rPr>
-          <w:rFonts w:ascii="Calibri" w:eastAsia="Calibri" w:hAnsi="Calibri" w:cs="Calibri"/>
-          <w:color w:val="202225"/>
-          <w:sz w:val="22"/>
-          <w:szCs w:val="22"/>
-        </w:rPr>
-        <w:t>” y mis íconos de redes (los mismos enlaces de la sección de Contacto).</w:t>
+        <w:t>Un pie oscuro con mi nombre “Kokos”, mi frase de cierre “la creatividad sigue expandiéndose” y mis íconos de redes (los mismos enlaces de la sección de Contacto).</w:t>
       </w:r>
     </w:p>
     <w:p>
@@ -1860,47 +1189,7 @@
           <w:iCs/>
           <w:color w:val="5A5A5A"/>
         </w:rPr>
-        <w:t xml:space="preserve">El aspecto visual no lo describo aquí: eso vive en mi sistema de diseño (DESIGN.md). </w:t>
-      </w:r>
-      <w:proofErr w:type="spellStart"/>
-      <w:r>
-        <w:rPr>
-          <w:rFonts w:ascii="Calibri" w:eastAsia="Calibri" w:hAnsi="Calibri" w:cs="Calibri"/>
-          <w:i/>
-          <w:iCs/>
-          <w:color w:val="5A5A5A"/>
-        </w:rPr>
-        <w:t>Antigravity</w:t>
-      </w:r>
-      <w:proofErr w:type="spellEnd"/>
-      <w:r>
-        <w:rPr>
-          <w:rFonts w:ascii="Calibri" w:eastAsia="Calibri" w:hAnsi="Calibri" w:cs="Calibri"/>
-          <w:i/>
-          <w:iCs/>
-          <w:color w:val="5A5A5A"/>
-        </w:rPr>
-        <w:t xml:space="preserve"> toma esta descripción de arquitectura, contenido y enlaces, genera el archivo CV.md y construye la </w:t>
-      </w:r>
-      <w:proofErr w:type="spellStart"/>
-      <w:r>
-        <w:rPr>
-          <w:rFonts w:ascii="Calibri" w:eastAsia="Calibri" w:hAnsi="Calibri" w:cs="Calibri"/>
-          <w:i/>
-          <w:iCs/>
-          <w:color w:val="5A5A5A"/>
-        </w:rPr>
-        <w:t>landing</w:t>
-      </w:r>
-      <w:proofErr w:type="spellEnd"/>
-      <w:r>
-        <w:rPr>
-          <w:rFonts w:ascii="Calibri" w:eastAsia="Calibri" w:hAnsi="Calibri" w:cs="Calibri"/>
-          <w:i/>
-          <w:iCs/>
-          <w:color w:val="5A5A5A"/>
-        </w:rPr>
-        <w:t xml:space="preserve"> responsiva aplicando ese sistema. Yo describo qué va y en qué orden; el DESIGN.md gobierna cómo se ve.</w:t>
+        <w:t>El aspecto visual no lo describo aquí: eso vive en mi sistema de diseño (DESIGN.md). Antigravity toma esta descripción de arquitectura, contenido y enlaces, genera el archivo CV.md y construye la landing responsiva aplicando ese sistema. Yo describo qué va y en qué orden; el DESIGN.md gobierna cómo se ve.</w:t>
       </w:r>
     </w:p>
     <w:sectPr>
@@ -1914,7 +1203,7 @@
 </file>
 
 <file path=word/numbering.xml><?xml version="1.0" encoding="utf-8"?>
-<w:numbering xmlns:wpc="http://schemas.microsoft.com/office/word/2010/wordprocessingCanvas" xmlns:cx="http://schemas.microsoft.com/office/drawing/2014/chartex" xmlns:cx1="http://schemas.microsoft.com/office/drawing/2015/9/8/chartex" xmlns:cx2="http://schemas.microsoft.com/office/drawing/2015/10/21/chartex" xmlns:cx3="http://schemas.microsoft.com/office/drawing/2016/5/9/chartex" xmlns:cx4="http://schemas.microsoft.com/office/drawing/2016/5/10/chartex" xmlns:cx5="http://schemas.microsoft.com/office/drawing/2016/5/11/chartex" xmlns:cx6="http://schemas.microsoft.com/office/drawing/2016/5/12/chartex" xmlns:cx7="http://schemas.microsoft.com/office/drawing/2016/5/13/chartex" xmlns:cx8="http://schemas.microsoft.com/office/drawing/2016/5/14/chartex" xmlns:mc="http://schemas.openxmlformats.org/markup-compatibility/2006" xmlns:aink="http://schemas.microsoft.com/office/drawing/2016/ink" xmlns:am3d="http://schemas.microsoft.com/office/drawing/2017/model3d" xmlns:o="urn:schemas-microsoft-com:office:office" xmlns:oel="http://schemas.microsoft.com/office/2019/extlst" xmlns:r="http://schemas.openxmlformats.org/officeDocument/2006/relationships" xmlns:m="http://schemas.openxmlformats.org/officeDocument/2006/math" xmlns:v="urn:schemas-microsoft-com:vml" xmlns:wp14="http://schemas.microsoft.com/office/word/2010/wordprocessingDrawing" xmlns:wp="http://schemas.openxmlformats.org/drawingml/2006/wordprocessingDrawing" xmlns:w10="urn:schemas-microsoft-com:office:word" xmlns:w="http://schemas.openxmlformats.org/wordprocessingml/2006/main" xmlns:w14="http://schemas.microsoft.com/office/word/2010/wordml" xmlns:w15="http://schemas.microsoft.com/office/word/2012/wordml" xmlns:w16cei="http://schemas.microsoft.com/office/word/2026/wordml/cei" xmlns:w16cex="http://schemas.microsoft.com/office/word/2018/wordml/cex" xmlns:w16cid="http://schemas.microsoft.com/office/word/2016/wordml/cid" xmlns:w16="http://schemas.microsoft.com/office/word/2018/wordml" xmlns:w16du="http://schemas.microsoft.com/office/word/2023/wordml/word16du" xmlns:w16sdtdh="http://schemas.microsoft.com/office/word/2020/wordml/sdtdatahash" xmlns:w16sdtfl="http://schemas.microsoft.com/office/word/2024/wordml/sdtformatlock" xmlns:w16se="http://schemas.microsoft.com/office/word/2015/wordml/symex" xmlns:wpg="http://schemas.microsoft.com/office/word/2010/wordprocessingGroup" xmlns:wpi="http://schemas.microsoft.com/office/word/2010/wordprocessingInk" xmlns:wne="http://schemas.microsoft.com/office/word/2006/wordml" xmlns:wps="http://schemas.microsoft.com/office/word/2010/wordprocessingShape" mc:Ignorable="w14 w15 w16se w16cid w16 w16cex w16sdtdh w16sdtfl w16du wp14">
+<w:numbering xmlns:wpc="http://schemas.microsoft.com/office/word/2010/wordprocessingCanvas" xmlns:cx="http://schemas.microsoft.com/office/drawing/2014/chartex" xmlns:cx1="http://schemas.microsoft.com/office/drawing/2015/9/8/chartex" xmlns:cx2="http://schemas.microsoft.com/office/drawing/2015/10/21/chartex" xmlns:cx3="http://schemas.microsoft.com/office/drawing/2016/5/9/chartex" xmlns:cx4="http://schemas.microsoft.com/office/drawing/2016/5/10/chartex" xmlns:cx5="http://schemas.microsoft.com/office/drawing/2016/5/11/chartex" xmlns:cx6="http://schemas.microsoft.com/office/drawing/2016/5/12/chartex" xmlns:cx7="http://schemas.microsoft.com/office/drawing/2016/5/13/chartex" xmlns:cx8="http://schemas.microsoft.com/office/drawing/2016/5/14/chartex" xmlns:mc="http://schemas.openxmlformats.org/markup-compatibility/2006" xmlns:aink="http://schemas.microsoft.com/office/drawing/2016/ink" xmlns:am3d="http://schemas.microsoft.com/office/drawing/2017/model3d" xmlns:o="urn:schemas-microsoft-com:office:office" xmlns:oel="http://schemas.microsoft.com/office/2019/extlst" xmlns:r="http://schemas.openxmlformats.org/officeDocument/2006/relationships" xmlns:m="http://schemas.openxmlformats.org/officeDocument/2006/math" xmlns:v="urn:schemas-microsoft-com:vml" xmlns:wp14="http://schemas.microsoft.com/office/word/2010/wordprocessingDrawing" xmlns:wp="http://schemas.openxmlformats.org/drawingml/2006/wordprocessingDrawing" xmlns:w10="urn:schemas-microsoft-com:office:word" xmlns:w="http://schemas.openxmlformats.org/wordprocessingml/2006/main" xmlns:w14="http://schemas.microsoft.com/office/word/2010/wordml" xmlns:w15="http://schemas.microsoft.com/office/word/2012/wordml" xmlns:w16cex="http://schemas.microsoft.com/office/word/2018/wordml/cex" xmlns:w16cid="http://schemas.microsoft.com/office/word/2016/wordml/cid" xmlns:w16="http://schemas.microsoft.com/office/word/2018/wordml" xmlns:w16du="http://schemas.microsoft.com/office/word/2023/wordml/word16du" xmlns:w16sdtdh="http://schemas.microsoft.com/office/word/2020/wordml/sdtdatahash" xmlns:w16sdtfl="http://schemas.microsoft.com/office/word/2024/wordml/sdtformatlock" xmlns:w16se="http://schemas.microsoft.com/office/word/2015/wordml/symex" xmlns:wpg="http://schemas.microsoft.com/office/word/2010/wordprocessingGroup" xmlns:wpi="http://schemas.microsoft.com/office/word/2010/wordprocessingInk" xmlns:wne="http://schemas.microsoft.com/office/word/2006/wordml" xmlns:wps="http://schemas.microsoft.com/office/word/2010/wordprocessingShape" mc:Ignorable="w14 w15 w16se w16cid w16 w16cex w16sdtdh w16sdtfl w16du wp14">
   <w:abstractNum w:abstractNumId="0" w15:restartNumberingAfterBreak="0">
     <w:nsid w:val="3C26E5A9"/>
     <w:multiLevelType w:val="hybridMultilevel"/>
@@ -2550,6 +1839,7 @@
   <w:style w:type="character" w:default="1" w:styleId="Fuentedeprrafopredeter">
     <w:name w:val="Default Paragraph Font"/>
     <w:uiPriority w:val="1"/>
+    <w:semiHidden/>
     <w:unhideWhenUsed/>
   </w:style>
   <w:style w:type="table" w:default="1" w:styleId="Tablanormal">
@@ -2988,12 +2278,9 @@
 </file>
 
 <file path=customXml/item1.xml><?xml version="1.0" encoding="utf-8"?>
-<?mso-contentType ?>
-<FormTemplates xmlns="http://schemas.microsoft.com/sharepoint/v3/contenttype/forms">
-  <Display>DocumentLibraryForm</Display>
-  <Edit>DocumentLibraryForm</Edit>
-  <New>DocumentLibraryForm</New>
-</FormTemplates>
+<p:properties xmlns:p="http://schemas.microsoft.com/office/2006/metadata/properties" xmlns:xsi="http://www.w3.org/2001/XMLSchema-instance" xmlns:pc="http://schemas.microsoft.com/office/infopath/2007/PartnerControls">
+  <documentManagement/>
+</p:properties>
 </file>
 
 <file path=customXml/item2.xml><?xml version="1.0" encoding="utf-8"?>
@@ -3135,15 +2422,19 @@
 </file>
 
 <file path=customXml/item3.xml><?xml version="1.0" encoding="utf-8"?>
-<p:properties xmlns:p="http://schemas.microsoft.com/office/2006/metadata/properties" xmlns:xsi="http://www.w3.org/2001/XMLSchema-instance" xmlns:pc="http://schemas.microsoft.com/office/infopath/2007/PartnerControls">
-  <documentManagement/>
-</p:properties>
+<?mso-contentType ?>
+<FormTemplates xmlns="http://schemas.microsoft.com/sharepoint/v3/contenttype/forms">
+  <Display>DocumentLibraryForm</Display>
+  <Edit>DocumentLibraryForm</Edit>
+  <New>DocumentLibraryForm</New>
+</FormTemplates>
 </file>
 
 <file path=customXml/itemProps1.xml><?xml version="1.0" encoding="utf-8"?>
-<ds:datastoreItem xmlns:ds="http://schemas.openxmlformats.org/officeDocument/2006/customXml" ds:itemID="{5A3DE826-779B-43F8-86D1-9289CB2B25F2}">
+<ds:datastoreItem xmlns:ds="http://schemas.openxmlformats.org/officeDocument/2006/customXml" ds:itemID="{643B3391-BA3C-4E56-85F6-3826B576A8CA}">
   <ds:schemaRefs>
-    <ds:schemaRef ds:uri="http://schemas.microsoft.com/sharepoint/v3/contenttype/forms"/>
+    <ds:schemaRef ds:uri="http://schemas.microsoft.com/office/2006/metadata/properties"/>
+    <ds:schemaRef ds:uri="http://schemas.microsoft.com/office/infopath/2007/PartnerControls"/>
   </ds:schemaRefs>
 </ds:datastoreItem>
 </file>
@@ -3167,10 +2458,9 @@
 </file>
 
 <file path=customXml/itemProps3.xml><?xml version="1.0" encoding="utf-8"?>
-<ds:datastoreItem xmlns:ds="http://schemas.openxmlformats.org/officeDocument/2006/customXml" ds:itemID="{643B3391-BA3C-4E56-85F6-3826B576A8CA}">
+<ds:datastoreItem xmlns:ds="http://schemas.openxmlformats.org/officeDocument/2006/customXml" ds:itemID="{5A3DE826-779B-43F8-86D1-9289CB2B25F2}">
   <ds:schemaRefs>
-    <ds:schemaRef ds:uri="http://schemas.microsoft.com/office/2006/metadata/properties"/>
-    <ds:schemaRef ds:uri="http://schemas.microsoft.com/office/infopath/2007/PartnerControls"/>
+    <ds:schemaRef ds:uri="http://schemas.microsoft.com/sharepoint/v3/contenttype/forms"/>
   </ds:schemaRefs>
 </ds:datastoreItem>
 </file>